--- a/t09_s2.docx
+++ b/t09_s2.docx
@@ -3,2168 +3,1698 @@
 <w:document xmlns:wpc="http://schemas.microsoft.com/office/word/2010/wordprocessingCanvas" xmlns:mo="http://schemas.microsoft.com/office/mac/office/2008/main" xmlns:mc="http://schemas.openxmlformats.org/markup-compatibility/2006" xmlns:mv="urn:schemas-microsoft-com:mac:vml" xmlns:o="urn:schemas-microsoft-com:office:office" xmlns:r="http://schemas.openxmlformats.org/officeDocument/2006/relationships" xmlns:m="http://schemas.openxmlformats.org/officeDocument/2006/math" xmlns:v="urn:schemas-microsoft-com:vml" xmlns:wp14="http://schemas.microsoft.com/office/word/2010/wordprocessingDrawing" xmlns:wp="http://schemas.openxmlformats.org/drawingml/2006/wordprocessingDrawing" xmlns:w10="urn:schemas-microsoft-com:office:word" xmlns:w="http://schemas.openxmlformats.org/wordprocessingml/2006/main" xmlns:w14="http://schemas.microsoft.com/office/word/2010/wordml" xmlns:wpg="http://schemas.microsoft.com/office/word/2010/wordprocessingGroup" xmlns:wpi="http://schemas.microsoft.com/office/word/2010/wordprocessingInk" xmlns:wne="http://schemas.microsoft.com/office/word/2006/wordml" xmlns:wps="http://schemas.microsoft.com/office/word/2010/wordprocessingShape" mc:Ignorable="w14 wp14">
   <w:body>
     <w:p>
-      <w:pPr>
-        <w:spacing w:after="20" w:before="120"/>
-      </w:pPr>
-      <w:r>
-        <w:rPr>
-          <w:b/>
-          <w:sz w:val="22"/>
-        </w:rPr>
-        <w:t>Question: Which is the disactivated whole virion vaccine</w:t>
-      </w:r>
-    </w:p>
-    <w:p>
-      <w:pPr>
-        <w:spacing w:after="0" w:before="0"/>
-      </w:pPr>
-      <w:r>
-        <w:rPr>
-          <w:b w:val="0"/>
-          <w:sz w:val="22"/>
-        </w:rPr>
-        <w:t>(a) Sputnik</w:t>
-      </w:r>
-    </w:p>
-    <w:p>
-      <w:pPr>
-        <w:spacing w:after="0" w:before="0"/>
-      </w:pPr>
-      <w:r>
-        <w:rPr>
-          <w:b w:val="0"/>
-          <w:sz w:val="22"/>
-        </w:rPr>
-        <w:t>(b) Covishield</w:t>
-      </w:r>
-    </w:p>
-    <w:p>
-      <w:pPr>
-        <w:spacing w:after="0" w:before="0"/>
-      </w:pPr>
-      <w:r>
-        <w:rPr>
-          <w:b w:val="0"/>
-          <w:sz w:val="22"/>
-        </w:rPr>
-        <w:t>(c) Covaxin</w:t>
-      </w:r>
-    </w:p>
-    <w:p>
-      <w:pPr>
-        <w:spacing w:after="0" w:before="0"/>
-      </w:pPr>
-      <w:r>
-        <w:rPr>
-          <w:b w:val="0"/>
-          <w:sz w:val="22"/>
-        </w:rPr>
-        <w:t>(d) Moderna</w:t>
-      </w:r>
-    </w:p>
-    <w:p>
-      <w:pPr>
-        <w:spacing w:after="0" w:before="40"/>
-      </w:pPr>
-      <w:r>
-        <w:rPr>
-          <w:b/>
-          <w:sz w:val="22"/>
-        </w:rPr>
-        <w:t>Answer: c</w:t>
-      </w:r>
-    </w:p>
-    <w:p>
-      <w:pPr>
-        <w:spacing w:after="0" w:before="0"/>
-      </w:pPr>
-      <w:r>
-        <w:rPr>
-          <w:b w:val="0"/>
-          <w:sz w:val="21"/>
-        </w:rPr>
-        <w:t>Solution: Covaxin (BBV152) is a whole-virion inactivated vaccine; Covishield and Sputnik are vector vaccines, Moderna is mRNA.</w:t>
-      </w:r>
-    </w:p>
-    <w:p>
-      <w:pPr>
-        <w:spacing w:after="0" w:before="0"/>
-      </w:pPr>
-      <w:r>
-        <w:rPr>
-          <w:b w:val="0"/>
-          <w:sz w:val="20"/>
-        </w:rPr>
-        <w:t>Positive Marks: 1</w:t>
-      </w:r>
-    </w:p>
-    <w:p>
-      <w:pPr>
-        <w:spacing w:after="160" w:before="0"/>
-      </w:pPr>
-      <w:r>
-        <w:rPr>
-          <w:b w:val="0"/>
-          <w:sz w:val="20"/>
-        </w:rPr>
-        <w:t>Negative Marks: 0.25</w:t>
-      </w:r>
-    </w:p>
-    <w:p>
-      <w:pPr>
-        <w:spacing w:after="20" w:before="120"/>
-      </w:pPr>
-      <w:r>
-        <w:rPr>
-          <w:b/>
-          <w:sz w:val="22"/>
-        </w:rPr>
-        <w:t>Question: The common normal site of implantation of blastocyst in the uterus is:</w:t>
-      </w:r>
-    </w:p>
-    <w:p>
-      <w:pPr>
-        <w:spacing w:after="0" w:before="0"/>
-      </w:pPr>
-      <w:r>
-        <w:rPr>
-          <w:b w:val="0"/>
-          <w:sz w:val="22"/>
-        </w:rPr>
-        <w:t>(a) Upper uterine portion</w:t>
-      </w:r>
-    </w:p>
-    <w:p>
-      <w:pPr>
-        <w:spacing w:after="0" w:before="0"/>
-      </w:pPr>
-      <w:r>
-        <w:rPr>
-          <w:b w:val="0"/>
-          <w:sz w:val="22"/>
-        </w:rPr>
-        <w:t>(b) Mid-uterine area</w:t>
-      </w:r>
-    </w:p>
-    <w:p>
-      <w:pPr>
-        <w:spacing w:after="0" w:before="0"/>
-      </w:pPr>
-      <w:r>
-        <w:rPr>
-          <w:b w:val="0"/>
-          <w:sz w:val="22"/>
-        </w:rPr>
-        <w:t>(c) Lower uterine area</w:t>
-      </w:r>
-    </w:p>
-    <w:p>
-      <w:pPr>
-        <w:spacing w:after="0" w:before="0"/>
-      </w:pPr>
-      <w:r>
-        <w:rPr>
-          <w:b w:val="0"/>
-          <w:sz w:val="22"/>
-        </w:rPr>
-        <w:t>(d) Lower cervical segment</w:t>
-      </w:r>
-    </w:p>
-    <w:p>
-      <w:pPr>
-        <w:spacing w:after="0" w:before="40"/>
-      </w:pPr>
-      <w:r>
-        <w:rPr>
-          <w:b/>
-          <w:sz w:val="22"/>
-        </w:rPr>
-        <w:t>Answer: a</w:t>
-      </w:r>
-    </w:p>
-    <w:p>
-      <w:pPr>
-        <w:spacing w:after="0" w:before="0"/>
-      </w:pPr>
-      <w:r>
-        <w:rPr>
-          <w:b w:val="0"/>
-          <w:sz w:val="21"/>
-        </w:rPr>
-        <w:t>Solution: The blastocyst most commonly implants in the upper (fundal) portion of the uterus.</w:t>
-      </w:r>
-    </w:p>
-    <w:p>
-      <w:pPr>
-        <w:spacing w:after="0" w:before="0"/>
-      </w:pPr>
-      <w:r>
-        <w:rPr>
-          <w:b w:val="0"/>
-          <w:sz w:val="20"/>
-        </w:rPr>
-        <w:t>Positive Marks: 1</w:t>
-      </w:r>
-    </w:p>
-    <w:p>
-      <w:pPr>
-        <w:spacing w:after="160" w:before="0"/>
-      </w:pPr>
-      <w:r>
-        <w:rPr>
-          <w:b w:val="0"/>
-          <w:sz w:val="20"/>
-        </w:rPr>
-        <w:t>Negative Marks: 0.25</w:t>
-      </w:r>
-    </w:p>
-    <w:p>
-      <w:pPr>
-        <w:spacing w:after="20" w:before="120"/>
-      </w:pPr>
-      <w:r>
-        <w:rPr>
-          <w:b/>
-          <w:sz w:val="22"/>
-        </w:rPr>
-        <w:t>Question: Arrange the following words according to EnglishDictionary? 1. Cancel 2. Candle 3. Candidate 4. Chanting</w:t>
-      </w:r>
-    </w:p>
-    <w:p>
-      <w:pPr>
-        <w:spacing w:after="0" w:before="0"/>
-      </w:pPr>
-      <w:r>
-        <w:rPr>
-          <w:b w:val="0"/>
-          <w:sz w:val="22"/>
-        </w:rPr>
-        <w:t>(a) 3,2,1,4</w:t>
-      </w:r>
-    </w:p>
-    <w:p>
-      <w:pPr>
-        <w:spacing w:after="0" w:before="0"/>
-      </w:pPr>
-      <w:r>
-        <w:rPr>
-          <w:b w:val="0"/>
-          <w:sz w:val="22"/>
-        </w:rPr>
-        <w:t>(b) 2,3,1,4</w:t>
-      </w:r>
-    </w:p>
-    <w:p>
-      <w:pPr>
-        <w:spacing w:after="0" w:before="0"/>
-      </w:pPr>
-      <w:r>
-        <w:rPr>
-          <w:b w:val="0"/>
-          <w:sz w:val="22"/>
-        </w:rPr>
-        <w:t>(c) 1,2,3,4</w:t>
-      </w:r>
-    </w:p>
-    <w:p>
-      <w:pPr>
-        <w:spacing w:after="0" w:before="0"/>
-      </w:pPr>
-      <w:r>
-        <w:rPr>
-          <w:b w:val="0"/>
-          <w:sz w:val="22"/>
-        </w:rPr>
-        <w:t>(d) 1,3,2,4</w:t>
-      </w:r>
-    </w:p>
-    <w:p>
-      <w:pPr>
-        <w:spacing w:after="0" w:before="40"/>
-      </w:pPr>
-      <w:r>
-        <w:rPr>
-          <w:b/>
-          <w:sz w:val="22"/>
-        </w:rPr>
-        <w:t>Answer: d</w:t>
-      </w:r>
-    </w:p>
-    <w:p>
-      <w:pPr>
-        <w:spacing w:after="0" w:before="0"/>
-      </w:pPr>
-      <w:r>
-        <w:rPr>
-          <w:b w:val="0"/>
-          <w:sz w:val="21"/>
-        </w:rPr>
-        <w:t>Solution: Cancel (c-a-n-c-e), Candidate (c-a-n-d-i), Candle (c-a-n-d-l), Chanting (c-h-a): comparing letter by letter, the dictionary order is Cancel, Candidate, Candle, Chanting, i.e., 1,3,2,4.</w:t>
-      </w:r>
-    </w:p>
-    <w:p>
-      <w:pPr>
-        <w:spacing w:after="0" w:before="0"/>
-      </w:pPr>
-      <w:r>
-        <w:rPr>
-          <w:b w:val="0"/>
-          <w:sz w:val="20"/>
-        </w:rPr>
-        <w:t>Positive Marks: 1</w:t>
-      </w:r>
-    </w:p>
-    <w:p>
-      <w:pPr>
-        <w:spacing w:after="160" w:before="0"/>
-      </w:pPr>
-      <w:r>
-        <w:rPr>
-          <w:b w:val="0"/>
-          <w:sz w:val="20"/>
-        </w:rPr>
-        <w:t>Negative Marks: 0.25</w:t>
-      </w:r>
-    </w:p>
-    <w:p>
-      <w:pPr>
-        <w:spacing w:after="20" w:before="120"/>
-      </w:pPr>
-      <w:r>
-        <w:rPr>
-          <w:b/>
-          <w:sz w:val="22"/>
-        </w:rPr>
-        <w:t>Question: Sims speculum or Cusco speculum is primarily utilized in which clinical department?</w:t>
-      </w:r>
-    </w:p>
-    <w:p>
-      <w:pPr>
-        <w:spacing w:after="0" w:before="0"/>
-      </w:pPr>
-      <w:r>
-        <w:rPr>
-          <w:b w:val="0"/>
-          <w:sz w:val="22"/>
-        </w:rPr>
-        <w:t>(a) Orthopedics</w:t>
-      </w:r>
-    </w:p>
-    <w:p>
-      <w:pPr>
-        <w:spacing w:after="0" w:before="0"/>
-      </w:pPr>
-      <w:r>
-        <w:rPr>
-          <w:b w:val="0"/>
-          <w:sz w:val="22"/>
-        </w:rPr>
-        <w:t>(b) Obstetrics &amp; Gynecology</w:t>
-      </w:r>
-    </w:p>
-    <w:p>
-      <w:pPr>
-        <w:spacing w:after="0" w:before="0"/>
-      </w:pPr>
-      <w:r>
-        <w:rPr>
-          <w:b w:val="0"/>
-          <w:sz w:val="22"/>
-        </w:rPr>
-        <w:t>(c) Ophthalmology</w:t>
-      </w:r>
-    </w:p>
-    <w:p>
-      <w:pPr>
-        <w:spacing w:after="0" w:before="0"/>
-      </w:pPr>
-      <w:r>
-        <w:rPr>
-          <w:b w:val="0"/>
-          <w:sz w:val="22"/>
-        </w:rPr>
-        <w:t>(d) ENT</w:t>
-      </w:r>
-    </w:p>
-    <w:p>
-      <w:pPr>
-        <w:spacing w:after="0" w:before="40"/>
-      </w:pPr>
-      <w:r>
-        <w:rPr>
-          <w:b/>
-          <w:sz w:val="22"/>
-        </w:rPr>
-        <w:t>Answer: b</w:t>
-      </w:r>
-    </w:p>
-    <w:p>
-      <w:pPr>
-        <w:spacing w:after="0" w:before="0"/>
-      </w:pPr>
-      <w:r>
-        <w:rPr>
-          <w:b w:val="0"/>
-          <w:sz w:val="21"/>
-        </w:rPr>
-        <w:t>Solution: Sims vaginal speculum is a double-ended retractor used in Gynecology for inspecting the vaginal canal and cervix.</w:t>
-      </w:r>
-    </w:p>
-    <w:p>
-      <w:pPr>
-        <w:spacing w:after="0" w:before="0"/>
-      </w:pPr>
-      <w:r>
-        <w:rPr>
-          <w:b w:val="0"/>
-          <w:sz w:val="20"/>
-        </w:rPr>
-        <w:t>Positive Marks: 1</w:t>
-      </w:r>
-    </w:p>
-    <w:p>
-      <w:pPr>
-        <w:spacing w:after="160" w:before="0"/>
-      </w:pPr>
-      <w:r>
-        <w:rPr>
-          <w:b w:val="0"/>
-          <w:sz w:val="20"/>
-        </w:rPr>
-        <w:t>Negative Marks: 0.25</w:t>
-      </w:r>
-    </w:p>
-    <w:p>
-      <w:pPr>
-        <w:spacing w:after="20" w:before="120"/>
-      </w:pPr>
-      <w:r>
-        <w:rPr>
-          <w:b/>
-          <w:sz w:val="22"/>
-        </w:rPr>
-        <w:t>Question: The Hable test is used to assess the potency of which vaccine?</w:t>
-      </w:r>
-    </w:p>
-    <w:p>
-      <w:pPr>
-        <w:spacing w:after="0" w:before="0"/>
-      </w:pPr>
-      <w:r>
-        <w:rPr>
-          <w:b w:val="0"/>
-          <w:sz w:val="22"/>
-        </w:rPr>
-        <w:t>(a) OPV</w:t>
-      </w:r>
-    </w:p>
-    <w:p>
-      <w:pPr>
-        <w:spacing w:after="0" w:before="0"/>
-      </w:pPr>
-      <w:r>
-        <w:rPr>
-          <w:b w:val="0"/>
-          <w:sz w:val="22"/>
-        </w:rPr>
-        <w:t>(b) DPT</w:t>
-      </w:r>
-    </w:p>
-    <w:p>
-      <w:pPr>
-        <w:spacing w:after="0" w:before="0"/>
-      </w:pPr>
-      <w:r>
-        <w:rPr>
-          <w:b w:val="0"/>
-          <w:sz w:val="22"/>
-        </w:rPr>
-        <w:t>(c) BCG</w:t>
-      </w:r>
-    </w:p>
-    <w:p>
-      <w:pPr>
-        <w:spacing w:after="0" w:before="0"/>
-      </w:pPr>
-      <w:r>
-        <w:rPr>
-          <w:b w:val="0"/>
-          <w:sz w:val="22"/>
-        </w:rPr>
-        <w:t>(d) Measles</w:t>
-      </w:r>
-    </w:p>
-    <w:p>
-      <w:pPr>
-        <w:spacing w:after="0" w:before="40"/>
-      </w:pPr>
-      <w:r>
-        <w:rPr>
-          <w:b/>
-          <w:sz w:val="22"/>
-        </w:rPr>
-        <w:t>Answer: c</w:t>
-      </w:r>
-    </w:p>
-    <w:p>
-      <w:pPr>
-        <w:spacing w:after="0" w:before="0"/>
-      </w:pPr>
-      <w:r>
-        <w:rPr>
-          <w:b w:val="0"/>
-          <w:sz w:val="21"/>
-        </w:rPr>
-        <w:t>Solution: The Hable (and modified Hable) test assesses the potency of BCG vaccine by counting viable bacilli; the shake test checks freeze-dried vaccine potency after reconstitution.</w:t>
-      </w:r>
-    </w:p>
-    <w:p>
-      <w:pPr>
-        <w:spacing w:after="0" w:before="0"/>
-      </w:pPr>
-      <w:r>
-        <w:rPr>
-          <w:b w:val="0"/>
-          <w:sz w:val="20"/>
-        </w:rPr>
-        <w:t>Positive Marks: 1</w:t>
-      </w:r>
-    </w:p>
-    <w:p>
-      <w:pPr>
-        <w:spacing w:after="160" w:before="0"/>
-      </w:pPr>
-      <w:r>
-        <w:rPr>
-          <w:b w:val="0"/>
-          <w:sz w:val="20"/>
-        </w:rPr>
-        <w:t>Negative Marks: 0.25</w:t>
-      </w:r>
-    </w:p>
-    <w:p>
-      <w:pPr>
-        <w:spacing w:after="20" w:before="120"/>
-      </w:pPr>
-      <w:r>
-        <w:rPr>
-          <w:b/>
-          <w:sz w:val="22"/>
-        </w:rPr>
-        <w:t>Question: Which of the following vaccines should be given soon after birth?</w:t>
-      </w:r>
-    </w:p>
-    <w:p>
-      <w:pPr>
-        <w:spacing w:after="0" w:before="0"/>
-      </w:pPr>
-      <w:r>
-        <w:rPr>
-          <w:b w:val="0"/>
-          <w:sz w:val="22"/>
-        </w:rPr>
-        <w:t>(a) BCG</w:t>
-      </w:r>
-    </w:p>
-    <w:p>
-      <w:pPr>
-        <w:spacing w:after="0" w:before="0"/>
-      </w:pPr>
-      <w:r>
-        <w:rPr>
-          <w:b w:val="0"/>
-          <w:sz w:val="22"/>
-        </w:rPr>
-        <w:t>(b) Hep-B</w:t>
-      </w:r>
-    </w:p>
-    <w:p>
-      <w:pPr>
-        <w:spacing w:after="0" w:before="0"/>
-      </w:pPr>
-      <w:r>
-        <w:rPr>
-          <w:b w:val="0"/>
-          <w:sz w:val="22"/>
-        </w:rPr>
-        <w:t>(c) OPV</w:t>
-      </w:r>
-    </w:p>
-    <w:p>
-      <w:pPr>
-        <w:spacing w:after="0" w:before="0"/>
-      </w:pPr>
-      <w:r>
-        <w:rPr>
-          <w:b w:val="0"/>
-          <w:sz w:val="22"/>
-        </w:rPr>
-        <w:t>(d) Diphtheria</w:t>
-      </w:r>
-    </w:p>
-    <w:p>
-      <w:pPr>
-        <w:spacing w:after="0" w:before="40"/>
-      </w:pPr>
-      <w:r>
-        <w:rPr>
-          <w:b/>
-          <w:sz w:val="22"/>
-        </w:rPr>
-        <w:t>Answer: b</w:t>
-      </w:r>
-    </w:p>
-    <w:p>
-      <w:pPr>
-        <w:spacing w:after="0" w:before="0"/>
-      </w:pPr>
-      <w:r>
-        <w:rPr>
-          <w:b w:val="0"/>
-          <w:sz w:val="21"/>
-        </w:rPr>
-        <w:t>Solution: The vaccine that should be given soon after birth is the Hepatitis B vaccine (option B). The Hep-B vaccine provides protection against the Hepatitis B virus, which can cause liver disease and chronic infection. Administering the Hep-B vaccine shortly after birth helps to prevent vertical transmission of the virus from an infected mother to her newborn. The first dose of the vaccine is typically given within 24 hours of birth or during the first few weeks of life. Subsequent doses are given according to the recommended vaccination schedule. Vaccinating newborns against Hepatitis B is an effective strategy to prevent infection and its long-term complications.</w:t>
-      </w:r>
-    </w:p>
-    <w:p>
-      <w:pPr>
-        <w:spacing w:after="0" w:before="0"/>
-      </w:pPr>
-      <w:r>
-        <w:rPr>
-          <w:b w:val="0"/>
-          <w:sz w:val="20"/>
-        </w:rPr>
-        <w:t>Positive Marks: 1</w:t>
-      </w:r>
-    </w:p>
-    <w:p>
-      <w:pPr>
-        <w:spacing w:after="160" w:before="0"/>
-      </w:pPr>
-      <w:r>
-        <w:rPr>
-          <w:b w:val="0"/>
-          <w:sz w:val="20"/>
-        </w:rPr>
-        <w:t>Negative Marks: 0.25</w:t>
-      </w:r>
-    </w:p>
-    <w:p>
-      <w:pPr>
-        <w:spacing w:after="20" w:before="120"/>
-      </w:pPr>
-      <w:r>
-        <w:rPr>
-          <w:b/>
-          <w:sz w:val="22"/>
-        </w:rPr>
-        <w:t>Question: A child is on chemotherapy. The nurse should teacher the mother about the following; except:</w:t>
-      </w:r>
-    </w:p>
-    <w:p>
-      <w:pPr>
-        <w:spacing w:after="0" w:before="0"/>
-      </w:pPr>
-      <w:r>
-        <w:rPr>
-          <w:b w:val="0"/>
-          <w:sz w:val="22"/>
-        </w:rPr>
-        <w:t>(a) Hand washing</w:t>
-      </w:r>
-    </w:p>
-    <w:p>
-      <w:pPr>
-        <w:spacing w:after="0" w:before="0"/>
-      </w:pPr>
-      <w:r>
-        <w:rPr>
-          <w:b w:val="0"/>
-          <w:sz w:val="22"/>
-        </w:rPr>
-        <w:t>(b) Avoid crowded place</w:t>
-      </w:r>
-    </w:p>
-    <w:p>
-      <w:pPr>
-        <w:spacing w:after="0" w:before="0"/>
-      </w:pPr>
-      <w:r>
-        <w:rPr>
-          <w:b w:val="0"/>
-          <w:sz w:val="22"/>
-        </w:rPr>
-        <w:t>(c) Brush two times</w:t>
-      </w:r>
-    </w:p>
-    <w:p>
-      <w:pPr>
-        <w:spacing w:after="0" w:before="0"/>
-      </w:pPr>
-      <w:r>
-        <w:rPr>
-          <w:b w:val="0"/>
-          <w:sz w:val="22"/>
-        </w:rPr>
-        <w:t>(d) Sitz bath</w:t>
-      </w:r>
-    </w:p>
-    <w:p>
-      <w:pPr>
-        <w:spacing w:after="0" w:before="40"/>
-      </w:pPr>
-      <w:r>
-        <w:rPr>
-          <w:b/>
-          <w:sz w:val="22"/>
-        </w:rPr>
-        <w:t>Answer: d</w:t>
-      </w:r>
-    </w:p>
-    <w:p>
-      <w:pPr>
-        <w:spacing w:after="0" w:before="0"/>
-      </w:pPr>
-      <w:r>
-        <w:rPr>
-          <w:b w:val="0"/>
-          <w:sz w:val="21"/>
-        </w:rPr>
-        <w:t>Solution: The mother is taught hand washing, avoiding crowded places and oral care; a sitz bath is not relevant to chemotherapy care.</w:t>
-      </w:r>
-    </w:p>
-    <w:p>
-      <w:pPr>
-        <w:spacing w:after="0" w:before="0"/>
-      </w:pPr>
-      <w:r>
-        <w:rPr>
-          <w:b w:val="0"/>
-          <w:sz w:val="20"/>
-        </w:rPr>
-        <w:t>Positive Marks: 1</w:t>
-      </w:r>
-    </w:p>
-    <w:p>
-      <w:pPr>
-        <w:spacing w:after="160" w:before="0"/>
-      </w:pPr>
-      <w:r>
-        <w:rPr>
-          <w:b w:val="0"/>
-          <w:sz w:val="20"/>
-        </w:rPr>
-        <w:t>Negative Marks: 0.25</w:t>
-      </w:r>
-    </w:p>
-    <w:p>
-      <w:pPr>
-        <w:spacing w:after="20" w:before="120"/>
-      </w:pPr>
-      <w:r>
-        <w:rPr>
-          <w:b/>
-          <w:sz w:val="22"/>
-        </w:rPr>
-        <w:t>Question: What is the normal neonatal heart rate</w:t>
-      </w:r>
-    </w:p>
-    <w:p>
-      <w:pPr>
-        <w:spacing w:after="0" w:before="0"/>
-      </w:pPr>
-      <w:r>
-        <w:rPr>
-          <w:b w:val="0"/>
-          <w:sz w:val="22"/>
-        </w:rPr>
-        <w:t>(a) 160-200 BPM</w:t>
-      </w:r>
-    </w:p>
-    <w:p>
-      <w:pPr>
-        <w:spacing w:after="0" w:before="0"/>
-      </w:pPr>
-      <w:r>
-        <w:rPr>
-          <w:b w:val="0"/>
-          <w:sz w:val="22"/>
-        </w:rPr>
-        <w:t>(b) 100-120 BPM</w:t>
-      </w:r>
-    </w:p>
-    <w:p>
-      <w:pPr>
-        <w:spacing w:after="0" w:before="0"/>
-      </w:pPr>
-      <w:r>
-        <w:rPr>
-          <w:b w:val="0"/>
-          <w:sz w:val="22"/>
-        </w:rPr>
-        <w:t>(c) 120-160 BPM</w:t>
-      </w:r>
-    </w:p>
-    <w:p>
-      <w:pPr>
-        <w:spacing w:after="0" w:before="0"/>
-      </w:pPr>
-      <w:r>
-        <w:rPr>
-          <w:b w:val="0"/>
-          <w:sz w:val="22"/>
-        </w:rPr>
-        <w:t>(d) 80-100 BPM</w:t>
-      </w:r>
-    </w:p>
-    <w:p>
-      <w:pPr>
-        <w:spacing w:after="0" w:before="40"/>
-      </w:pPr>
-      <w:r>
-        <w:rPr>
-          <w:b/>
-          <w:sz w:val="22"/>
-        </w:rPr>
-        <w:t>Answer: c</w:t>
-      </w:r>
-    </w:p>
-    <w:p>
-      <w:pPr>
-        <w:spacing w:after="0" w:before="0"/>
-      </w:pPr>
-      <w:r>
-        <w:rPr>
-          <w:b w:val="0"/>
-          <w:sz w:val="21"/>
-        </w:rPr>
-        <w:t>Solution: The normal neonatal heart rate ranges from 120 to 160 beats per minute (BPM). The heart rate in newborns is generally faster than in older children and adults due to the higher metabolic demands of their developing bodies. The heart rate can vary within this range depending on the baby's activity level, sleep state, and response to stimulation. Monitoring the heart rate in neonates is an essential part of assessing their cardiovascular function and overall well-being.</w:t>
-      </w:r>
-    </w:p>
-    <w:p>
-      <w:pPr>
-        <w:spacing w:after="0" w:before="0"/>
-      </w:pPr>
-      <w:r>
-        <w:rPr>
-          <w:b w:val="0"/>
-          <w:sz w:val="20"/>
-        </w:rPr>
-        <w:t>Positive Marks: 1</w:t>
-      </w:r>
-    </w:p>
-    <w:p>
-      <w:pPr>
-        <w:spacing w:after="160" w:before="0"/>
-      </w:pPr>
-      <w:r>
-        <w:rPr>
-          <w:b w:val="0"/>
-          <w:sz w:val="20"/>
-        </w:rPr>
-        <w:t>Negative Marks: 0.25</w:t>
-      </w:r>
-    </w:p>
-    <w:p>
-      <w:pPr>
-        <w:spacing w:after="20" w:before="120"/>
-      </w:pPr>
-      <w:r>
-        <w:rPr>
-          <w:b/>
-          <w:sz w:val="22"/>
-        </w:rPr>
-        <w:t>Question: On which date was the milestone of 100 crore vaccinations (Covaxin + Covishield) completed in India?</w:t>
-      </w:r>
-    </w:p>
-    <w:p>
-      <w:pPr>
-        <w:spacing w:after="0" w:before="0"/>
-      </w:pPr>
-      <w:r>
-        <w:rPr>
-          <w:b w:val="0"/>
-          <w:sz w:val="22"/>
-        </w:rPr>
-        <w:t>(a) 22.10.2021,</w:t>
-      </w:r>
-    </w:p>
-    <w:p>
-      <w:pPr>
-        <w:spacing w:after="0" w:before="0"/>
-      </w:pPr>
-      <w:r>
-        <w:rPr>
-          <w:b w:val="0"/>
-          <w:sz w:val="22"/>
-        </w:rPr>
-        <w:t>(b) 19.10.2021,</w:t>
-      </w:r>
-    </w:p>
-    <w:p>
-      <w:pPr>
-        <w:spacing w:after="0" w:before="0"/>
-      </w:pPr>
-      <w:r>
-        <w:rPr>
-          <w:b w:val="0"/>
-          <w:sz w:val="22"/>
-        </w:rPr>
-        <w:t>(c) 21.10.2021,</w:t>
-      </w:r>
-    </w:p>
-    <w:p>
-      <w:pPr>
-        <w:spacing w:after="0" w:before="0"/>
-      </w:pPr>
-      <w:r>
-        <w:rPr>
-          <w:b w:val="0"/>
-          <w:sz w:val="22"/>
-        </w:rPr>
-        <w:t>(d) 20.10.2021,</w:t>
-      </w:r>
-    </w:p>
-    <w:p>
-      <w:pPr>
-        <w:spacing w:after="0" w:before="40"/>
-      </w:pPr>
-      <w:r>
-        <w:rPr>
-          <w:b/>
-          <w:sz w:val="22"/>
-        </w:rPr>
-        <w:t>Answer: c</w:t>
-      </w:r>
-    </w:p>
-    <w:p>
-      <w:pPr>
-        <w:spacing w:after="0" w:before="0"/>
-      </w:pPr>
-      <w:r>
-        <w:rPr>
-          <w:b w:val="0"/>
-          <w:sz w:val="21"/>
-        </w:rPr>
-        <w:t>Solution: The milestone of 100 crore vaccinations (Covaxin + Covishield) in India was completed on 21.10.2021 (option a). This significant achievement marked the administration of 100 crore doses of COVID-19 vaccines in India's nationwide vaccination campaign. The combined use of Covaxin and Covishield, which are the two primary vaccines being administered in India, contributed to reaching this milestone in the ongoing efforts to protect the population against COVID-19.</w:t>
-      </w:r>
-    </w:p>
-    <w:p>
-      <w:pPr>
-        <w:spacing w:after="0" w:before="0"/>
-      </w:pPr>
-      <w:r>
-        <w:rPr>
-          <w:b w:val="0"/>
-          <w:sz w:val="20"/>
-        </w:rPr>
-        <w:t>Positive Marks: 1</w:t>
-      </w:r>
-    </w:p>
-    <w:p>
-      <w:pPr>
-        <w:spacing w:after="160" w:before="0"/>
-      </w:pPr>
-      <w:r>
-        <w:rPr>
-          <w:b w:val="0"/>
-          <w:sz w:val="20"/>
-        </w:rPr>
-        <w:t>Negative Marks: 0.25</w:t>
-      </w:r>
-    </w:p>
-    <w:p>
-      <w:pPr>
-        <w:spacing w:after="20" w:before="120"/>
-      </w:pPr>
-      <w:r>
-        <w:rPr>
-          <w:b/>
-          <w:sz w:val="22"/>
-        </w:rPr>
-        <w:t>Question: OCD Eradication is described as?</w:t>
-      </w:r>
-    </w:p>
-    <w:p>
-      <w:pPr>
-        <w:spacing w:after="0" w:before="0"/>
-      </w:pPr>
-      <w:r>
-        <w:rPr>
-          <w:b w:val="0"/>
-          <w:sz w:val="22"/>
-        </w:rPr>
-        <w:t>(a) Adisease has controlled in a specific geographical are</w:t>
-      </w:r>
-    </w:p>
-    <w:p>
-      <w:pPr>
-        <w:spacing w:after="0" w:before="0"/>
-      </w:pPr>
-      <w:r>
-        <w:rPr>
-          <w:b w:val="0"/>
-          <w:sz w:val="22"/>
-        </w:rPr>
-        <w:t>(b) A disease has been reduced to zero in a specific regionor geographical are</w:t>
-      </w:r>
-    </w:p>
-    <w:p>
-      <w:pPr>
-        <w:spacing w:after="0" w:before="0"/>
-      </w:pPr>
-      <w:r>
-        <w:rPr>
-          <w:b w:val="0"/>
-          <w:sz w:val="22"/>
-        </w:rPr>
-        <w:t>(c) A disease is completely reduced to zero worldwide.</w:t>
-      </w:r>
-    </w:p>
-    <w:p>
-      <w:pPr>
-        <w:spacing w:after="0" w:before="0"/>
-      </w:pPr>
-      <w:r>
-        <w:rPr>
-          <w:b w:val="0"/>
-          <w:sz w:val="22"/>
-        </w:rPr>
-        <w:t>(d) A disease which is not controlling in a specific communityare</w:t>
-      </w:r>
-    </w:p>
-    <w:p>
-      <w:pPr>
-        <w:spacing w:after="0" w:before="40"/>
-      </w:pPr>
-      <w:r>
-        <w:rPr>
-          <w:b/>
-          <w:sz w:val="22"/>
-        </w:rPr>
-        <w:t>Answer: c</w:t>
-      </w:r>
-    </w:p>
-    <w:p>
-      <w:pPr>
-        <w:spacing w:after="0" w:before="0"/>
-      </w:pPr>
-      <w:r>
-        <w:rPr>
-          <w:b w:val="0"/>
-          <w:sz w:val="21"/>
-        </w:rPr>
-        <w:t>Solution: Eradication (option A) is described as a disease being completely reduced to zero worldwide. Eradication refers to the permanent elimination of a specific disease or pathogen from all populations globally. Achieving eradication requires comprehensive strategies, including effective prevention, treatment, and vaccination programs, along with surveillance and control measures. Examples of diseases that have been successfully eradicated include smallpox, which was officially declared eradicated in 1980, and rinderpest, a viral disease in animals eradicated in 2011. Eradication efforts involve collaboration between international organizations, governments, healthcare systems, and communities to ensure the complete elimination of the disease.</w:t>
-      </w:r>
-    </w:p>
-    <w:p>
-      <w:pPr>
-        <w:spacing w:after="0" w:before="0"/>
-      </w:pPr>
-      <w:r>
-        <w:rPr>
-          <w:b w:val="0"/>
-          <w:sz w:val="20"/>
-        </w:rPr>
-        <w:t>Positive Marks: 1</w:t>
-      </w:r>
-    </w:p>
-    <w:p>
-      <w:pPr>
-        <w:spacing w:after="160" w:before="0"/>
-      </w:pPr>
-      <w:r>
-        <w:rPr>
-          <w:b w:val="0"/>
-          <w:sz w:val="20"/>
-        </w:rPr>
-        <w:t>Negative Marks: 0.25</w:t>
-      </w:r>
-    </w:p>
-    <w:p>
-      <w:pPr>
-        <w:spacing w:after="20" w:before="120"/>
-      </w:pPr>
-      <w:r>
-        <w:rPr>
-          <w:b/>
-          <w:sz w:val="22"/>
-        </w:rPr>
-        <w:t>Question: Scrubbing will be considered as:</w:t>
-      </w:r>
-    </w:p>
-    <w:p>
-      <w:pPr>
-        <w:spacing w:after="0" w:before="0"/>
-      </w:pPr>
-      <w:r>
-        <w:rPr>
-          <w:b w:val="0"/>
-          <w:sz w:val="22"/>
-        </w:rPr>
-        <w:t>(a) Chemical disinfection</w:t>
-      </w:r>
-    </w:p>
-    <w:p>
-      <w:pPr>
-        <w:spacing w:after="0" w:before="0"/>
-      </w:pPr>
-      <w:r>
-        <w:rPr>
-          <w:b w:val="0"/>
-          <w:sz w:val="22"/>
-        </w:rPr>
-        <w:t>(b) Physical disinfection</w:t>
-      </w:r>
-    </w:p>
-    <w:p>
-      <w:pPr>
-        <w:spacing w:after="0" w:before="0"/>
-      </w:pPr>
-      <w:r>
-        <w:rPr>
-          <w:b w:val="0"/>
-          <w:sz w:val="22"/>
-        </w:rPr>
-        <w:t>(c) Physical sterilization</w:t>
-      </w:r>
-    </w:p>
-    <w:p>
-      <w:pPr>
-        <w:spacing w:after="0" w:before="0"/>
-      </w:pPr>
-      <w:r>
-        <w:rPr>
-          <w:b w:val="0"/>
-          <w:sz w:val="22"/>
-        </w:rPr>
-        <w:t>(d) Chemical sterilization</w:t>
-      </w:r>
-    </w:p>
-    <w:p>
-      <w:pPr>
-        <w:spacing w:after="0" w:before="40"/>
-      </w:pPr>
-      <w:r>
-        <w:rPr>
-          <w:b/>
-          <w:sz w:val="22"/>
-        </w:rPr>
-        <w:t>Answer: a</w:t>
-      </w:r>
-    </w:p>
-    <w:p>
-      <w:pPr>
-        <w:spacing w:after="0" w:before="0"/>
-      </w:pPr>
-      <w:r>
-        <w:rPr>
-          <w:b w:val="0"/>
-          <w:sz w:val="21"/>
-        </w:rPr>
-        <w:t>Solution: Scrubbing is considered as chemical disinfection. Chemical disinfection involves the use of chemical agents to eliminate or reduce the number of microorganisms on surfaces, instruments, or equipment. Scrubbing, in the context of disinfection, refers to the mechanical action of rubbing or brushing the surface with a chemical disinfectant solution. This process helps in removing organic matter and microorganisms present on the surface. The chemical disinfectant used during scrubbing aids in killing or inhibiting the growth of microorganisms, ensuring effective disinfection. Scrubbing is commonly employed in healthcare settings to clean and disinfect medical instruments, surgical equipment, and surfaces in patient care areas.</w:t>
-      </w:r>
-    </w:p>
-    <w:p>
-      <w:pPr>
-        <w:spacing w:after="0" w:before="0"/>
-      </w:pPr>
-      <w:r>
-        <w:rPr>
-          <w:b w:val="0"/>
-          <w:sz w:val="20"/>
-        </w:rPr>
-        <w:t>Positive Marks: 1</w:t>
-      </w:r>
-    </w:p>
-    <w:p>
-      <w:pPr>
-        <w:spacing w:after="160" w:before="0"/>
-      </w:pPr>
-      <w:r>
-        <w:rPr>
-          <w:b w:val="0"/>
-          <w:sz w:val="20"/>
-        </w:rPr>
-        <w:t>Negative Marks: 0.25</w:t>
-      </w:r>
-    </w:p>
-    <w:p>
-      <w:pPr>
-        <w:spacing w:after="20" w:before="120"/>
-      </w:pPr>
-      <w:r>
-        <w:rPr>
-          <w:b/>
-          <w:sz w:val="22"/>
-        </w:rPr>
-        <w:t>Question: In which of the following vaccine, cold chain must be maintained?</w:t>
-      </w:r>
-    </w:p>
-    <w:p>
-      <w:pPr>
-        <w:spacing w:after="0" w:before="0"/>
-      </w:pPr>
-      <w:r>
-        <w:rPr>
-          <w:b w:val="0"/>
-          <w:sz w:val="22"/>
-        </w:rPr>
-        <w:t>(a) Killed vaccine</w:t>
-      </w:r>
-    </w:p>
-    <w:p>
-      <w:pPr>
-        <w:spacing w:after="0" w:before="0"/>
-      </w:pPr>
-      <w:r>
-        <w:rPr>
-          <w:b w:val="0"/>
-          <w:sz w:val="22"/>
-        </w:rPr>
-        <w:t>(b) Live vaccine</w:t>
-      </w:r>
-    </w:p>
-    <w:p>
-      <w:pPr>
-        <w:spacing w:after="0" w:before="0"/>
-      </w:pPr>
-      <w:r>
-        <w:rPr>
-          <w:b w:val="0"/>
-          <w:sz w:val="22"/>
-        </w:rPr>
-        <w:t>(c) Toxoids</w:t>
-      </w:r>
-    </w:p>
-    <w:p>
-      <w:pPr>
-        <w:spacing w:after="0" w:before="0"/>
-      </w:pPr>
-      <w:r>
-        <w:rPr>
-          <w:b w:val="0"/>
-          <w:sz w:val="22"/>
-        </w:rPr>
-        <w:t>(d) Serums</w:t>
-      </w:r>
-    </w:p>
-    <w:p>
-      <w:pPr>
-        <w:spacing w:after="0" w:before="40"/>
-      </w:pPr>
-      <w:r>
-        <w:rPr>
-          <w:b/>
-          <w:sz w:val="22"/>
-        </w:rPr>
-        <w:t>Answer: b</w:t>
-      </w:r>
-    </w:p>
-    <w:p>
-      <w:pPr>
-        <w:spacing w:after="0" w:before="0"/>
-      </w:pPr>
-      <w:r>
-        <w:rPr>
-          <w:b w:val="0"/>
-          <w:sz w:val="21"/>
-        </w:rPr>
-        <w:t>Solution: In the case of live vaccines, the cold chain must be maintained. Live vaccines contain live attenuated or weakened forms of the pathogens they protect against. Examples of live vaccines include the measles, mumps, and rubella (MMR) vaccine, the oral polio vaccine (OPV), and the yellow fever vaccine. These vaccines are sensitive to heat and can lose their potency if not stored and transported within specific temperature ranges. The cold chain refers to the system of temperature control from the point of manufacture to the point of administration. It involves refrigeration and the use of temperature- monitoring equipment to ensure the vaccines remain viable and effective. "Vaccines</w:t>
-      </w:r>
-    </w:p>
-    <w:p>
-      <w:pPr>
-        <w:spacing w:after="0" w:before="0"/>
-      </w:pPr>
-      <w:r>
-        <w:rPr>
-          <w:b w:val="0"/>
-          <w:sz w:val="20"/>
-        </w:rPr>
-        <w:t>Positive Marks: 1</w:t>
-      </w:r>
-    </w:p>
-    <w:p>
-      <w:pPr>
-        <w:spacing w:after="160" w:before="0"/>
-      </w:pPr>
-      <w:r>
-        <w:rPr>
-          <w:b w:val="0"/>
-          <w:sz w:val="20"/>
-        </w:rPr>
-        <w:t>Negative Marks: 0.25</w:t>
-      </w:r>
-    </w:p>
-    <w:p>
-      <w:pPr>
-        <w:spacing w:after="20" w:before="120"/>
-      </w:pPr>
-      <w:r>
-        <w:rPr>
-          <w:b/>
-          <w:sz w:val="22"/>
-        </w:rPr>
-        <w:t>Question: The best method of confirming the correct placement of a nasogastric tube is:</w:t>
-      </w:r>
-    </w:p>
-    <w:p>
-      <w:pPr>
-        <w:spacing w:after="0" w:before="0"/>
-      </w:pPr>
-      <w:r>
-        <w:rPr>
-          <w:b w:val="0"/>
-          <w:sz w:val="22"/>
-        </w:rPr>
-        <w:t>(a) Patient comfort</w:t>
-      </w:r>
-    </w:p>
-    <w:p>
-      <w:pPr>
-        <w:spacing w:after="0" w:before="0"/>
-      </w:pPr>
-      <w:r>
-        <w:rPr>
-          <w:b w:val="0"/>
-          <w:sz w:val="22"/>
-        </w:rPr>
-        <w:t>(b) Auscultation of air</w:t>
-      </w:r>
-    </w:p>
-    <w:p>
-      <w:pPr>
-        <w:spacing w:after="0" w:before="0"/>
-      </w:pPr>
-      <w:r>
-        <w:rPr>
-          <w:b w:val="0"/>
-          <w:sz w:val="22"/>
-        </w:rPr>
-        <w:t>(c) X-ray</w:t>
-      </w:r>
-    </w:p>
-    <w:p>
-      <w:pPr>
-        <w:spacing w:after="0" w:before="0"/>
-      </w:pPr>
-      <w:r>
-        <w:rPr>
-          <w:b w:val="0"/>
-          <w:sz w:val="22"/>
-        </w:rPr>
-        <w:t>(d) Bubbling in water</w:t>
-      </w:r>
-    </w:p>
-    <w:p>
-      <w:pPr>
-        <w:spacing w:after="0" w:before="40"/>
-      </w:pPr>
-      <w:r>
-        <w:rPr>
-          <w:b/>
-          <w:sz w:val="22"/>
-        </w:rPr>
-        <w:t>Answer: c</w:t>
-      </w:r>
-    </w:p>
-    <w:p>
-      <w:pPr>
-        <w:spacing w:after="0" w:before="0"/>
-      </w:pPr>
-      <w:r>
-        <w:rPr>
-          <w:b w:val="0"/>
-          <w:sz w:val="21"/>
-        </w:rPr>
-        <w:t>Solution: An X-ray is the most reliable method of confirming NG tube placement in the stomach.</w:t>
-      </w:r>
-    </w:p>
-    <w:p>
-      <w:pPr>
-        <w:spacing w:after="0" w:before="0"/>
-      </w:pPr>
-      <w:r>
-        <w:rPr>
-          <w:b w:val="0"/>
-          <w:sz w:val="20"/>
-        </w:rPr>
-        <w:t>Positive Marks: 1</w:t>
-      </w:r>
-    </w:p>
-    <w:p>
-      <w:pPr>
-        <w:spacing w:after="160" w:before="0"/>
-      </w:pPr>
-      <w:r>
-        <w:rPr>
-          <w:b w:val="0"/>
-          <w:sz w:val="20"/>
-        </w:rPr>
-        <w:t>Negative Marks: 0.25</w:t>
-      </w:r>
-    </w:p>
-    <w:p>
-      <w:pPr>
-        <w:spacing w:after="20" w:before="120"/>
-      </w:pPr>
-      <w:r>
-        <w:rPr>
-          <w:b/>
-          <w:sz w:val="22"/>
-        </w:rPr>
-        <w:t>Question: The earliest sign of hypovolaemic shock is:</w:t>
-      </w:r>
-    </w:p>
-    <w:p>
-      <w:pPr>
-        <w:spacing w:after="0" w:before="0"/>
-      </w:pPr>
-      <w:r>
-        <w:rPr>
-          <w:b w:val="0"/>
-          <w:sz w:val="22"/>
-        </w:rPr>
-        <w:t>(a) Oliguria</w:t>
-      </w:r>
-    </w:p>
-    <w:p>
-      <w:pPr>
-        <w:spacing w:after="0" w:before="0"/>
-      </w:pPr>
-      <w:r>
-        <w:rPr>
-          <w:b w:val="0"/>
-          <w:sz w:val="22"/>
-        </w:rPr>
-        <w:t>(b) Tachycardia</w:t>
-      </w:r>
-    </w:p>
-    <w:p>
-      <w:pPr>
-        <w:spacing w:after="0" w:before="0"/>
-      </w:pPr>
-      <w:r>
-        <w:rPr>
-          <w:b w:val="0"/>
-          <w:sz w:val="22"/>
-        </w:rPr>
-        <w:t>(c) Falling blood pressure</w:t>
-      </w:r>
-    </w:p>
-    <w:p>
-      <w:pPr>
-        <w:spacing w:after="0" w:before="0"/>
-      </w:pPr>
-      <w:r>
-        <w:rPr>
-          <w:b w:val="0"/>
-          <w:sz w:val="22"/>
-        </w:rPr>
-        <w:t>(d) Cyanosis</w:t>
-      </w:r>
-    </w:p>
-    <w:p>
-      <w:pPr>
-        <w:spacing w:after="0" w:before="40"/>
-      </w:pPr>
-      <w:r>
-        <w:rPr>
-          <w:b/>
-          <w:sz w:val="22"/>
-        </w:rPr>
-        <w:t>Answer: b</w:t>
-      </w:r>
-    </w:p>
-    <w:p>
-      <w:pPr>
-        <w:spacing w:after="0" w:before="0"/>
-      </w:pPr>
-      <w:r>
-        <w:rPr>
-          <w:b w:val="0"/>
-          <w:sz w:val="21"/>
-        </w:rPr>
-        <w:t>Solution: Tachycardia is an early compensatory sign of hypovolaemia; hypotension appears later.</w:t>
-      </w:r>
-    </w:p>
-    <w:p>
-      <w:pPr>
-        <w:spacing w:after="0" w:before="0"/>
-      </w:pPr>
-      <w:r>
-        <w:rPr>
-          <w:b w:val="0"/>
-          <w:sz w:val="20"/>
-        </w:rPr>
-        <w:t>Positive Marks: 1</w:t>
-      </w:r>
-    </w:p>
-    <w:p>
-      <w:pPr>
-        <w:spacing w:after="160" w:before="0"/>
-      </w:pPr>
-      <w:r>
-        <w:rPr>
-          <w:b w:val="0"/>
-          <w:sz w:val="20"/>
-        </w:rPr>
-        <w:t>Negative Marks: 0.25</w:t>
-      </w:r>
-    </w:p>
-    <w:p>
-      <w:pPr>
-        <w:spacing w:after="20" w:before="120"/>
-      </w:pPr>
-      <w:r>
-        <w:rPr>
-          <w:b/>
-          <w:sz w:val="22"/>
-        </w:rPr>
-        <w:t>Question: Exclusive breast feeding continued up to?</w:t>
-      </w:r>
-    </w:p>
-    <w:p>
-      <w:pPr>
-        <w:spacing w:after="0" w:before="0"/>
-      </w:pPr>
-      <w:r>
-        <w:rPr>
-          <w:b w:val="0"/>
-          <w:sz w:val="22"/>
-        </w:rPr>
-        <w:t>(a) 3 months</w:t>
-      </w:r>
-    </w:p>
-    <w:p>
-      <w:pPr>
-        <w:spacing w:after="0" w:before="0"/>
-      </w:pPr>
-      <w:r>
-        <w:rPr>
-          <w:b w:val="0"/>
-          <w:sz w:val="22"/>
-        </w:rPr>
-        <w:t>(b) 6 months</w:t>
-      </w:r>
-    </w:p>
-    <w:p>
-      <w:pPr>
-        <w:spacing w:after="0" w:before="0"/>
-      </w:pPr>
-      <w:r>
-        <w:rPr>
-          <w:b w:val="0"/>
-          <w:sz w:val="22"/>
-        </w:rPr>
-        <w:t>(c) 12 months</w:t>
-      </w:r>
-    </w:p>
-    <w:p>
-      <w:pPr>
-        <w:spacing w:after="0" w:before="0"/>
-      </w:pPr>
-      <w:r>
-        <w:rPr>
-          <w:b w:val="0"/>
-          <w:sz w:val="22"/>
-        </w:rPr>
-        <w:t>(d) 9 months</w:t>
-      </w:r>
-    </w:p>
-    <w:p>
-      <w:pPr>
-        <w:spacing w:after="0" w:before="40"/>
-      </w:pPr>
-      <w:r>
-        <w:rPr>
-          <w:b/>
-          <w:sz w:val="22"/>
-        </w:rPr>
-        <w:t>Answer: b</w:t>
-      </w:r>
-    </w:p>
-    <w:p>
-      <w:pPr>
-        <w:spacing w:after="0" w:before="0"/>
-      </w:pPr>
-      <w:r>
-        <w:rPr>
-          <w:b w:val="0"/>
-          <w:sz w:val="21"/>
-        </w:rPr>
-        <w:t>Solution: Exclusive breastfeeding is recommended to be continued up to 6 months of age (option B). Exclusive breastfeeding means that the infant receives only breast milk without the addition of any other liquids or foods, including water. Breast milk is the ideal source of nutrition for infants during the first 6 months of life, providing all the necessary nutrients, antibodies, and other bioactive components that support optimal growth and development. After 6 months, complementary foods should be introduced while breastfeeding Breast feeding spaeds) continues until at least 1 year of age or longer, as desired by the mother and baby.</w:t>
-      </w:r>
-    </w:p>
-    <w:p>
-      <w:pPr>
-        <w:spacing w:after="0" w:before="0"/>
-      </w:pPr>
-      <w:r>
-        <w:rPr>
-          <w:b w:val="0"/>
-          <w:sz w:val="20"/>
-        </w:rPr>
-        <w:t>Positive Marks: 1</w:t>
-      </w:r>
-    </w:p>
-    <w:p>
-      <w:pPr>
-        <w:spacing w:after="160" w:before="0"/>
-      </w:pPr>
-      <w:r>
-        <w:rPr>
-          <w:b w:val="0"/>
-          <w:sz w:val="20"/>
-        </w:rPr>
-        <w:t>Negative Marks: 0.25</w:t>
-      </w:r>
-    </w:p>
-    <w:p>
-      <w:pPr>
-        <w:spacing w:after="20" w:before="120"/>
-      </w:pPr>
-      <w:r>
-        <w:rPr>
-          <w:b/>
-          <w:sz w:val="22"/>
-        </w:rPr>
-        <w:t>Question: The given retractor is used in which of the following surgeries?</w:t>
-      </w:r>
-    </w:p>
-    <w:p>
-      <w:pPr>
-        <w:spacing w:after="0" w:before="0"/>
-      </w:pPr>
-      <w:r>
-        <w:rPr>
-          <w:b w:val="0"/>
-          <w:sz w:val="22"/>
-        </w:rPr>
-        <w:t>(a) Ophthalmic surgeries</w:t>
-      </w:r>
-    </w:p>
-    <w:p>
-      <w:pPr>
-        <w:spacing w:after="0" w:before="0"/>
-      </w:pPr>
-      <w:r>
-        <w:rPr>
-          <w:b w:val="0"/>
-          <w:sz w:val="22"/>
-        </w:rPr>
-        <w:t>(b) LSCS</w:t>
-      </w:r>
-    </w:p>
-    <w:p>
-      <w:pPr>
-        <w:spacing w:after="0" w:before="0"/>
-      </w:pPr>
-      <w:r>
-        <w:rPr>
-          <w:b w:val="0"/>
-          <w:sz w:val="22"/>
-        </w:rPr>
-        <w:t>(c) Orthopedic surgeries</w:t>
-      </w:r>
-    </w:p>
-    <w:p>
-      <w:pPr>
-        <w:spacing w:after="0" w:before="0"/>
-      </w:pPr>
-      <w:r>
-        <w:rPr>
-          <w:b w:val="0"/>
-          <w:sz w:val="22"/>
-        </w:rPr>
-        <w:t>(d) Thyroidectomy</w:t>
-      </w:r>
-    </w:p>
-    <w:p>
-      <w:pPr>
-        <w:spacing w:after="0" w:before="40"/>
-      </w:pPr>
-      <w:r>
-        <w:rPr>
-          <w:b/>
-          <w:sz w:val="22"/>
-        </w:rPr>
-        <w:t>Answer: b</w:t>
-      </w:r>
-    </w:p>
-    <w:p>
-      <w:pPr>
-        <w:spacing w:after="0" w:before="0"/>
-      </w:pPr>
-      <w:r>
-        <w:rPr>
-          <w:b w:val="0"/>
-          <w:sz w:val="21"/>
-        </w:rPr>
-        <w:t>Solution: The Doyen retractor is a deep abdominal retractor designed for pelvic exposure, commonly used during cesarean (LSCS) delivery.</w:t>
-      </w:r>
-    </w:p>
-    <w:p>
-      <w:pPr>
-        <w:spacing w:after="0" w:before="0"/>
-      </w:pPr>
-      <w:r>
-        <w:rPr>
-          <w:b w:val="0"/>
-          <w:sz w:val="20"/>
-        </w:rPr>
-        <w:t>Positive Marks: 1</w:t>
-      </w:r>
-    </w:p>
-    <w:p>
-      <w:pPr>
-        <w:spacing w:after="160" w:before="0"/>
-      </w:pPr>
-      <w:r>
-        <w:rPr>
-          <w:b w:val="0"/>
-          <w:sz w:val="20"/>
-        </w:rPr>
-        <w:t>Negative Marks: 0.25</w:t>
-      </w:r>
-    </w:p>
-    <w:p>
-      <w:pPr>
-        <w:spacing w:after="20" w:before="120"/>
-      </w:pPr>
-      <w:r>
-        <w:rPr>
-          <w:b/>
-          <w:sz w:val="22"/>
-        </w:rPr>
-        <w:t>Question: A client with cirrhosis becomes confused, drowsy and develops asterixis. Which nursing action has the highest priority?</w:t>
-      </w:r>
-    </w:p>
-    <w:p>
-      <w:pPr>
-        <w:spacing w:after="0" w:before="0"/>
-      </w:pPr>
-      <w:r>
-        <w:rPr>
-          <w:b w:val="0"/>
-          <w:sz w:val="22"/>
-        </w:rPr>
-        <w:t>(a) Increase dietary sodium intake</w:t>
-      </w:r>
-    </w:p>
-    <w:p>
-      <w:pPr>
-        <w:spacing w:after="0" w:before="0"/>
-      </w:pPr>
-      <w:r>
-        <w:rPr>
-          <w:b w:val="0"/>
-          <w:sz w:val="22"/>
-        </w:rPr>
-        <w:t>(b) Restrict dietary protein immediately</w:t>
-      </w:r>
-    </w:p>
-    <w:p>
-      <w:pPr>
-        <w:spacing w:after="0" w:before="0"/>
-      </w:pPr>
-      <w:r>
-        <w:rPr>
-          <w:b w:val="0"/>
-          <w:sz w:val="22"/>
-        </w:rPr>
-        <w:t>(c) Prepare to administer lactulose as ordered</w:t>
-      </w:r>
-    </w:p>
-    <w:p>
-      <w:pPr>
-        <w:spacing w:after="0" w:before="0"/>
-      </w:pPr>
-      <w:r>
-        <w:rPr>
-          <w:b w:val="0"/>
-          <w:sz w:val="22"/>
-        </w:rPr>
-        <w:t>(d) Place the client in the supine position</w:t>
-      </w:r>
-    </w:p>
-    <w:p>
-      <w:pPr>
-        <w:spacing w:after="0" w:before="40"/>
-      </w:pPr>
-      <w:r>
-        <w:rPr>
-          <w:b/>
-          <w:sz w:val="22"/>
-        </w:rPr>
-        <w:t>Answer: c</w:t>
-      </w:r>
-    </w:p>
-    <w:p>
-      <w:pPr>
-        <w:spacing w:after="0" w:before="0"/>
-      </w:pPr>
-      <w:r>
-        <w:rPr>
-          <w:b w:val="0"/>
-          <w:sz w:val="21"/>
-        </w:rPr>
-        <w:t>Solution: Confusion and asterixis indicate hepatic encephalopathy; lactulose reduces serum ammonia (by trapping it in the gut) and is the priority treatment.</w:t>
-      </w:r>
-    </w:p>
-    <w:p>
-      <w:pPr>
-        <w:spacing w:after="0" w:before="0"/>
-      </w:pPr>
-      <w:r>
-        <w:rPr>
-          <w:b w:val="0"/>
-          <w:sz w:val="20"/>
-        </w:rPr>
-        <w:t>Positive Marks: 1</w:t>
-      </w:r>
-    </w:p>
-    <w:p>
-      <w:pPr>
-        <w:spacing w:after="160" w:before="0"/>
-      </w:pPr>
-      <w:r>
-        <w:rPr>
-          <w:b w:val="0"/>
-          <w:sz w:val="20"/>
-        </w:rPr>
-        <w:t>Negative Marks: 0.25</w:t>
-      </w:r>
-    </w:p>
-    <w:p>
-      <w:pPr>
-        <w:spacing w:after="20" w:before="120"/>
-      </w:pPr>
-      <w:r>
-        <w:rPr>
-          <w:b/>
-          <w:sz w:val="22"/>
-        </w:rPr>
-        <w:t>Question: What should be the immediate action in cases of severe bleeding?</w:t>
-      </w:r>
-    </w:p>
-    <w:p>
-      <w:pPr>
-        <w:spacing w:after="0" w:before="0"/>
-      </w:pPr>
-      <w:r>
-        <w:rPr>
-          <w:b w:val="0"/>
-          <w:sz w:val="22"/>
-        </w:rPr>
-        <w:t>(a) apply pressure to the wound</w:t>
-      </w:r>
-    </w:p>
-    <w:p>
-      <w:pPr>
-        <w:spacing w:after="0" w:before="0"/>
-      </w:pPr>
-      <w:r>
-        <w:rPr>
-          <w:b w:val="0"/>
-          <w:sz w:val="22"/>
-        </w:rPr>
-        <w:t>(b) call for medical assistance</w:t>
-      </w:r>
-    </w:p>
-    <w:p>
-      <w:pPr>
-        <w:spacing w:after="0" w:before="0"/>
-      </w:pPr>
-      <w:r>
-        <w:rPr>
-          <w:b w:val="0"/>
-          <w:sz w:val="22"/>
-        </w:rPr>
-        <w:t>(c) put a dressing over the wound</w:t>
-      </w:r>
-    </w:p>
-    <w:p>
-      <w:pPr>
-        <w:spacing w:after="0" w:before="0"/>
-      </w:pPr>
-      <w:r>
-        <w:rPr>
-          <w:b w:val="0"/>
-          <w:sz w:val="22"/>
-        </w:rPr>
-        <w:t>(d) cover it with a pad of soft material</w:t>
-      </w:r>
-    </w:p>
-    <w:p>
-      <w:pPr>
-        <w:spacing w:after="0" w:before="40"/>
-      </w:pPr>
-      <w:r>
-        <w:rPr>
-          <w:b/>
-          <w:sz w:val="22"/>
-        </w:rPr>
-        <w:t>Answer: a</w:t>
-      </w:r>
-    </w:p>
-    <w:p>
-      <w:pPr>
-        <w:spacing w:after="0" w:before="0"/>
-      </w:pPr>
-      <w:r>
-        <w:rPr>
-          <w:b w:val="0"/>
-          <w:sz w:val="21"/>
-        </w:rPr>
-        <w:t>Solution: The immediate action in severe bleeding is to apply firm direct pressure over the wound.</w:t>
-      </w:r>
-    </w:p>
-    <w:p>
-      <w:pPr>
-        <w:spacing w:after="0" w:before="0"/>
-      </w:pPr>
-      <w:r>
-        <w:rPr>
-          <w:b w:val="0"/>
-          <w:sz w:val="20"/>
-        </w:rPr>
-        <w:t>Positive Marks: 1</w:t>
-      </w:r>
-    </w:p>
-    <w:p>
-      <w:pPr>
-        <w:spacing w:after="160" w:before="0"/>
-      </w:pPr>
-      <w:r>
-        <w:rPr>
-          <w:b w:val="0"/>
-          <w:sz w:val="20"/>
-        </w:rPr>
-        <w:t>Negative Marks: 0.25</w:t>
-      </w:r>
-    </w:p>
-    <w:p>
-      <w:pPr>
-        <w:spacing w:after="20" w:before="120"/>
-      </w:pPr>
-      <w:r>
-        <w:rPr>
-          <w:b/>
-          <w:sz w:val="22"/>
-        </w:rPr>
-        <w:t>Question: A client in the immediate postoperative period after thyroidectomy develops stridor. Which condition does this indicate and what is the priority?</w:t>
-      </w:r>
-    </w:p>
-    <w:p>
-      <w:pPr>
-        <w:spacing w:after="0" w:before="0"/>
-      </w:pPr>
-      <w:r>
-        <w:rPr>
-          <w:b w:val="0"/>
-          <w:sz w:val="22"/>
-        </w:rPr>
-        <w:t>(a) Laryngeal edema with airway obstruction - prepare for emergency airway management</w:t>
-      </w:r>
-    </w:p>
-    <w:p>
-      <w:pPr>
-        <w:spacing w:after="0" w:before="0"/>
-      </w:pPr>
-      <w:r>
-        <w:rPr>
-          <w:b w:val="0"/>
-          <w:sz w:val="22"/>
-        </w:rPr>
-        <w:t>(b) Hypocalcemia - check calcium level</w:t>
-      </w:r>
-    </w:p>
-    <w:p>
-      <w:pPr>
-        <w:spacing w:after="0" w:before="0"/>
-      </w:pPr>
-      <w:r>
-        <w:rPr>
-          <w:b w:val="0"/>
-          <w:sz w:val="22"/>
-        </w:rPr>
-        <w:t>(c) Recurrent laryngeal nerve injury - reassure the client</w:t>
-      </w:r>
-    </w:p>
-    <w:p>
-      <w:pPr>
-        <w:spacing w:after="0" w:before="0"/>
-      </w:pPr>
-      <w:r>
-        <w:rPr>
-          <w:b w:val="0"/>
-          <w:sz w:val="22"/>
-        </w:rPr>
-        <w:t>(d) Normal postoperative hoarseness - continue to observe</w:t>
-      </w:r>
-    </w:p>
-    <w:p>
-      <w:pPr>
-        <w:spacing w:after="0" w:before="40"/>
-      </w:pPr>
-      <w:r>
-        <w:rPr>
-          <w:b/>
-          <w:sz w:val="22"/>
-        </w:rPr>
-        <w:t>Answer: a</w:t>
-      </w:r>
-    </w:p>
-    <w:p>
-      <w:pPr>
-        <w:spacing w:after="0" w:before="0"/>
-      </w:pPr>
-      <w:r>
-        <w:rPr>
-          <w:b w:val="0"/>
-          <w:sz w:val="21"/>
-        </w:rPr>
-        <w:t>Solution: Stridor is inspiratory crowing from laryngeal edema/obstruction; it is an emergency requiring immediate airway management (oxygen, and possible tracheostomy).</w:t>
-      </w:r>
-    </w:p>
-    <w:p>
-      <w:pPr>
-        <w:spacing w:after="0" w:before="0"/>
-      </w:pPr>
-      <w:r>
-        <w:rPr>
-          <w:b w:val="0"/>
-          <w:sz w:val="20"/>
-        </w:rPr>
-        <w:t>Positive Marks: 1</w:t>
-      </w:r>
-    </w:p>
-    <w:p>
-      <w:pPr>
-        <w:spacing w:after="160" w:before="0"/>
-      </w:pPr>
-      <w:r>
-        <w:rPr>
-          <w:b w:val="0"/>
-          <w:sz w:val="20"/>
-        </w:rPr>
-        <w:t>Negative Marks: 0.25</w:t>
-      </w:r>
-    </w:p>
-    <w:p>
-      <w:pPr>
-        <w:spacing w:after="20" w:before="120"/>
-      </w:pPr>
-      <w:r>
-        <w:rPr>
-          <w:b/>
-          <w:sz w:val="22"/>
-        </w:rPr>
-        <w:t>Question: Non-stress test is said to be normal if there are:</w:t>
-      </w:r>
-    </w:p>
-    <w:p>
-      <w:pPr>
-        <w:spacing w:after="0" w:before="0"/>
-      </w:pPr>
-      <w:r>
-        <w:rPr>
-          <w:b w:val="0"/>
-          <w:sz w:val="22"/>
-        </w:rPr>
-        <w:t>(a) 2 or more FHR accelerations during a 20 min period</w:t>
-      </w:r>
-    </w:p>
-    <w:p>
-      <w:pPr>
-        <w:spacing w:after="0" w:before="0"/>
-      </w:pPr>
-      <w:r>
-        <w:rPr>
-          <w:b w:val="0"/>
-          <w:sz w:val="22"/>
-        </w:rPr>
-        <w:t>(b) 2 or more FHR accelerations in a 40 min period</w:t>
-      </w:r>
-    </w:p>
-    <w:p>
-      <w:pPr>
-        <w:spacing w:after="0" w:before="0"/>
-      </w:pPr>
-      <w:r>
-        <w:rPr>
-          <w:b w:val="0"/>
-          <w:sz w:val="22"/>
-        </w:rPr>
-        <w:t>(c) No decelerations during a 40 min observation</w:t>
-      </w:r>
-    </w:p>
-    <w:p>
-      <w:pPr>
-        <w:spacing w:after="0" w:before="0"/>
-      </w:pPr>
-      <w:r>
-        <w:rPr>
-          <w:b w:val="0"/>
-          <w:sz w:val="22"/>
-        </w:rPr>
-        <w:t>(d) No accelerations during a 40 min observation</w:t>
-      </w:r>
-    </w:p>
-    <w:p>
-      <w:pPr>
-        <w:spacing w:after="0" w:before="40"/>
-      </w:pPr>
-      <w:r>
-        <w:rPr>
-          <w:b/>
-          <w:sz w:val="22"/>
-        </w:rPr>
-        <w:t>Answer: a</w:t>
-      </w:r>
-    </w:p>
-    <w:p>
-      <w:pPr>
-        <w:spacing w:after="0" w:before="0"/>
-      </w:pPr>
-      <w:r>
-        <w:rPr>
-          <w:b w:val="0"/>
-          <w:sz w:val="21"/>
-        </w:rPr>
-        <w:t>Solution: A non-stress test is reactive (normal) when there are 2 or more fetal heart rate accelerations in a 20-minute period.</w:t>
-      </w:r>
-    </w:p>
-    <w:p>
-      <w:pPr>
-        <w:spacing w:after="0" w:before="0"/>
-      </w:pPr>
-      <w:r>
-        <w:rPr>
-          <w:b w:val="0"/>
-          <w:sz w:val="20"/>
-        </w:rPr>
-        <w:t>Positive Marks: 1</w:t>
-      </w:r>
-    </w:p>
-    <w:p>
-      <w:pPr>
-        <w:spacing w:after="160" w:before="0"/>
-      </w:pPr>
-      <w:r>
-        <w:rPr>
-          <w:b w:val="0"/>
-          <w:sz w:val="20"/>
-        </w:rPr>
-        <w:t>Negative Marks: 0.25</w:t>
+      <w:r>
+        <w:t xml:space="preserve">Question: The normal range of serum chloride is</w:t>
+      </w:r>
+    </w:p>
+    <w:p>
+      <w:r>
+        <w:t xml:space="preserve">(a) 98-106 mEq/L</w:t>
+      </w:r>
+    </w:p>
+    <w:p>
+      <w:r>
+        <w:t xml:space="preserve">(b) 3.5-5.0 mEq/L</w:t>
+      </w:r>
+    </w:p>
+    <w:p>
+      <w:r>
+        <w:t xml:space="preserve">(c) 135-145 mEq/L</w:t>
+      </w:r>
+    </w:p>
+    <w:p>
+      <w:r>
+        <w:t xml:space="preserve">(d) 200-300 mEq/L</w:t>
+      </w:r>
+    </w:p>
+    <w:p>
+      <w:r>
+        <w:t xml:space="preserve">Answer: a</w:t>
+      </w:r>
+    </w:p>
+    <w:p>
+      <w:r>
+        <w:t xml:space="preserve">Solution: ✅ Correct Answer: a</w:t>
+      </w:r>
+    </w:p>
+    <w:p>
+      <w:r>
+        <w:t xml:space="preserve">🧠 Clinical Rationale: Normal serum chloride is 98–106 mEq/L. Chloride is the major extracellular anion; it follows sodium passively and shifts with acid-base balance (hyperchloremia in metabolic acidosis, hypochloremia in metabolic alkalosis).</w:t>
+      </w:r>
+    </w:p>
+    <w:p>
+      <w:r>
+        <w:t xml:space="preserve">❌ Why Not Other Options?</w:t>
+      </w:r>
+    </w:p>
+    <w:p>
+      <w:r>
+        <w:t xml:space="preserve">(b) — 3.5–5.0 mEq/L is the potassium range.</w:t>
+      </w:r>
+    </w:p>
+    <w:p>
+      <w:r>
+        <w:t xml:space="preserve">(c) — 135–145 mEq/L is the sodium range.</w:t>
+      </w:r>
+    </w:p>
+    <w:p>
+      <w:r>
+        <w:t xml:space="preserve">(d) — 200–300 mEq/L is far above any electrolyte value.</w:t>
+      </w:r>
+    </w:p>
+    <w:p>
+      <w:r>
+        <w:t xml:space="preserve">⚠️ Exam Trap: The electrolyte number cluster is a favorite: Na⁺ 135–145, K⁺ 3.5–5.0, Cl⁻ 98–106, Ca²⁺ 8.5–10.5, HCO₃⁻ 22–28. Memorize them as one group.</w:t>
+      </w:r>
+    </w:p>
+    <w:p>
+      <w:r>
+        <w:t xml:space="preserve">💎 PNC Pearl: "Chloride 98–106 — sodium's shadow in the blood."</w:t>
+      </w:r>
+    </w:p>
+    <w:p>
+      <w:r>
+        <w:t xml:space="preserve">Positive Marks: 1</w:t>
+      </w:r>
+    </w:p>
+    <w:p>
+      <w:r>
+        <w:t xml:space="preserve">Negative Marks: 0.25</w:t>
+      </w:r>
+    </w:p>
+    <w:p>
+      <w:r>
+        <w:t xml:space="preserve"/>
+      </w:r>
+    </w:p>
+    <w:p>
+      <w:r>
+        <w:t xml:space="preserve">Question: A patient drank 200 mL of water, 150 mL of tea and 100 mL of juice. The total oral intake is</w:t>
+      </w:r>
+    </w:p>
+    <w:p>
+      <w:r>
+        <w:t xml:space="preserve">(a) 450 mL</w:t>
+      </w:r>
+    </w:p>
+    <w:p>
+      <w:r>
+        <w:t xml:space="preserve">(b) 350 mL</w:t>
+      </w:r>
+    </w:p>
+    <w:p>
+      <w:r>
+        <w:t xml:space="preserve">(c) 550 mL</w:t>
+      </w:r>
+    </w:p>
+    <w:p>
+      <w:r>
+        <w:t xml:space="preserve">(d) 250 mL</w:t>
+      </w:r>
+    </w:p>
+    <w:p>
+      <w:r>
+        <w:t xml:space="preserve">Answer: a</w:t>
+      </w:r>
+    </w:p>
+    <w:p>
+      <w:r>
+        <w:t xml:space="preserve">Solution: ✅ Correct Answer: a</w:t>
+      </w:r>
+    </w:p>
+    <w:p>
+      <w:r>
+        <w:t xml:space="preserve">🧠 Clinical Rationale: Total oral intake = 200 + 150 + 100 = 450 mL. All fluids — water, tea, juice, and even semi-solids like soup — are recorded on the intake-output chart.</w:t>
+      </w:r>
+    </w:p>
+    <w:p>
+      <w:r>
+        <w:t xml:space="preserve">❌ Why Not Other Options?</w:t>
+      </w:r>
+    </w:p>
+    <w:p>
+      <w:r>
+        <w:t xml:space="preserve">(b) — 350 mL results from adding only 200 + 150.</w:t>
+      </w:r>
+    </w:p>
+    <w:p>
+      <w:r>
+        <w:t xml:space="preserve">(c) — 550 mL comes from adding an extra 100 mL (double-counting juice).</w:t>
+      </w:r>
+    </w:p>
+    <w:p>
+      <w:r>
+        <w:t xml:space="preserve">(d) — 250 mL ignores the tea and juice.</w:t>
+      </w:r>
+    </w:p>
+    <w:p>
+      <w:r>
+        <w:t xml:space="preserve">⚠️ Exam Trap: Simple addition is the trap — read carefully and add every item mentioned. I-O charting: intake = all oral fluids + IV fluids + feeds; output = urine, stool, vomitus, drainage, perspiration.</w:t>
+      </w:r>
+    </w:p>
+    <w:p>
+      <w:r>
+        <w:t xml:space="preserve">💎 PNC Pearl: "Every sip counts — add them all before you chart."</w:t>
+      </w:r>
+    </w:p>
+    <w:p>
+      <w:r>
+        <w:t xml:space="preserve">Positive Marks: 1</w:t>
+      </w:r>
+    </w:p>
+    <w:p>
+      <w:r>
+        <w:t xml:space="preserve">Negative Marks: 0.25</w:t>
+      </w:r>
+    </w:p>
+    <w:p>
+      <w:r>
+        <w:t xml:space="preserve"/>
+      </w:r>
+    </w:p>
+    <w:p>
+      <w:r>
+        <w:t xml:space="preserve">Question: A "thyroid storm" (crisis) is characterized by</w:t>
+      </w:r>
+    </w:p>
+    <w:p>
+      <w:r>
+        <w:t xml:space="preserve">(a) High fever, tachycardia, agitation and delirium</w:t>
+      </w:r>
+    </w:p>
+    <w:p>
+      <w:r>
+        <w:t xml:space="preserve">(b) Bradycardia and hypothermia</w:t>
+      </w:r>
+    </w:p>
+    <w:p>
+      <w:r>
+        <w:t xml:space="preserve">(c) Weight gain and constipation</w:t>
+      </w:r>
+    </w:p>
+    <w:p>
+      <w:r>
+        <w:t xml:space="preserve">(d) Hypoglycemia</w:t>
+      </w:r>
+    </w:p>
+    <w:p>
+      <w:r>
+        <w:t xml:space="preserve">Answer: a</w:t>
+      </w:r>
+    </w:p>
+    <w:p>
+      <w:r>
+        <w:t xml:space="preserve">Solution: ✅ Correct Answer: a</w:t>
+      </w:r>
+    </w:p>
+    <w:p>
+      <w:r>
+        <w:t xml:space="preserve">🧠 Clinical Rationale: Thyroid storm is an extreme, life-threatening surge of thyroid hormones (often triggered by infection, surgery, or stopping antithyroid drugs). It presents with hyperpyrexia (high fever), severe tachycardia/arrhythmia, agitation, and delirium, progressing to shock and coma.</w:t>
+      </w:r>
+    </w:p>
+    <w:p>
+      <w:r>
+        <w:t xml:space="preserve">❌ Why Not Other Options?</w:t>
+      </w:r>
+    </w:p>
+    <w:p>
+      <w:r>
+        <w:t xml:space="preserve">(b) — Bradycardia and hypothermia describe hypothyroidism (myxedema coma), the opposite pole.</w:t>
+      </w:r>
+    </w:p>
+    <w:p>
+      <w:r>
+        <w:t xml:space="preserve">(c) — Weight gain and constipation are hypothyroid symptoms.</w:t>
+      </w:r>
+    </w:p>
+    <w:p>
+      <w:r>
+        <w:t xml:space="preserve">(d) — Hypoglycemia is not a feature of thyroid storm; glucose may even rise.</w:t>
+      </w:r>
+    </w:p>
+    <w:p>
+      <w:r>
+        <w:t xml:space="preserve">⚠️ Exam Trap: Contrast the poles: hyperthyroid storm = hot, fast, agitated (fever + tachycardia + delirium); myxedema coma = cold, slow, depressed. Management: PTU, beta-blockers, iodine, cooling.</w:t>
+      </w:r>
+    </w:p>
+    <w:p>
+      <w:r>
+        <w:t xml:space="preserve">💎 PNC Pearl: "Thyroid storm: hot and racing — fever, flutter, frenzy."</w:t>
+      </w:r>
+    </w:p>
+    <w:p>
+      <w:r>
+        <w:t xml:space="preserve">Positive Marks: 1</w:t>
+      </w:r>
+    </w:p>
+    <w:p>
+      <w:r>
+        <w:t xml:space="preserve">Negative Marks: 0.25</w:t>
+      </w:r>
+    </w:p>
+    <w:p>
+      <w:r>
+        <w:t xml:space="preserve"/>
+      </w:r>
+    </w:p>
+    <w:p>
+      <w:r>
+        <w:t xml:space="preserve">Question: The most common and favorable fetal position at delivery is</w:t>
+      </w:r>
+    </w:p>
+    <w:p>
+      <w:r>
+        <w:t xml:space="preserve">(a) Left occipito-anterior (LOA)</w:t>
+      </w:r>
+    </w:p>
+    <w:p>
+      <w:r>
+        <w:t xml:space="preserve">(b) Right occipito-posterior</w:t>
+      </w:r>
+    </w:p>
+    <w:p>
+      <w:r>
+        <w:t xml:space="preserve">(c) Face presentation</w:t>
+      </w:r>
+    </w:p>
+    <w:p>
+      <w:r>
+        <w:t xml:space="preserve">(d) Brow presentation</w:t>
+      </w:r>
+    </w:p>
+    <w:p>
+      <w:r>
+        <w:t xml:space="preserve">Answer: a</w:t>
+      </w:r>
+    </w:p>
+    <w:p>
+      <w:r>
+        <w:t xml:space="preserve">Solution: ✅ Correct Answer: a</w:t>
+      </w:r>
+    </w:p>
+    <w:p>
+      <w:r>
+        <w:t xml:space="preserve">🧠 Clinical Rationale: LOA — the fetal occiput directed to the mother's left anterior — is the most common (about 50–60%) and most favorable position. The occipito-anterior attitude lets the smallest head diameter (suboccipitobregmatic) engage, favoring normal labor.</w:t>
+      </w:r>
+    </w:p>
+    <w:p>
+      <w:r>
+        <w:t xml:space="preserve">❌ Why Not Other Options?</w:t>
+      </w:r>
+    </w:p>
+    <w:p>
+      <w:r>
+        <w:t xml:space="preserve">(b) — Occipito-posterior positions often cause prolonged labor and back pain ("back labor").</w:t>
+      </w:r>
+    </w:p>
+    <w:p>
+      <w:r>
+        <w:t xml:space="preserve">(c) — Face presentation (mentum) can deliver vaginally if mento-anterior but has higher risk of arrest.</w:t>
+      </w:r>
+    </w:p>
+    <w:p>
+      <w:r>
+        <w:t xml:space="preserve">(d) — Brow presentation is usually non-engaging and often requires cesarean.</w:t>
+      </w:r>
+    </w:p>
+    <w:p>
+      <w:r>
+        <w:t xml:space="preserve">⚠️ Exam Trap: "LOA = best position; occiput anterior is favorable; mentum/brow = malpresentations." Occiput is the key landmark — feel it to diagnose.</w:t>
+      </w:r>
+    </w:p>
+    <w:p>
+      <w:r>
+        <w:t xml:space="preserve">💎 PNC Pearl: "Occiput left and front — the baby's best entry angle."</w:t>
+      </w:r>
+    </w:p>
+    <w:p>
+      <w:r>
+        <w:t xml:space="preserve">Positive Marks: 1</w:t>
+      </w:r>
+    </w:p>
+    <w:p>
+      <w:r>
+        <w:t xml:space="preserve">Negative Marks: 0.25</w:t>
+      </w:r>
+    </w:p>
+    <w:p>
+      <w:r>
+        <w:t xml:space="preserve"/>
+      </w:r>
+    </w:p>
+    <w:p>
+      <w:r>
+        <w:t xml:space="preserve">Question: Newborn screening for congenital hypothyroidism is performed by</w:t>
+      </w:r>
+    </w:p>
+    <w:p>
+      <w:r>
+        <w:t xml:space="preserve">(a) TSH estimation on heel-prick blood</w:t>
+      </w:r>
+    </w:p>
+    <w:p>
+      <w:r>
+        <w:t xml:space="preserve">(b) Chest X-ray</w:t>
+      </w:r>
+    </w:p>
+    <w:p>
+      <w:r>
+        <w:t xml:space="preserve">(c) Electrocardiogram</w:t>
+      </w:r>
+    </w:p>
+    <w:p>
+      <w:r>
+        <w:t xml:space="preserve">(d) Urine sugar test</w:t>
+      </w:r>
+    </w:p>
+    <w:p>
+      <w:r>
+        <w:t xml:space="preserve">Answer: a</w:t>
+      </w:r>
+    </w:p>
+    <w:p>
+      <w:r>
+        <w:t xml:space="preserve">Solution: ✅ Correct Answer: a</w:t>
+      </w:r>
+    </w:p>
+    <w:p>
+      <w:r>
+        <w:t xml:space="preserve">🧠 Clinical Rationale: National newborn screening programs test heel-prick blood spots for TSH (and T4) at 48 hours to 7 days of age. Early detection allows levothyroxine treatment before irreversible brain damage (cretinism/mental retardation) develops.</w:t>
+      </w:r>
+    </w:p>
+    <w:p>
+      <w:r>
+        <w:t xml:space="preserve">❌ Why Not Other Options?</w:t>
+      </w:r>
+    </w:p>
+    <w:p>
+      <w:r>
+        <w:t xml:space="preserve">(b) — Chest X-ray is not a screening test for thyroid function.</w:t>
+      </w:r>
+    </w:p>
+    <w:p>
+      <w:r>
+        <w:t xml:space="preserve">(c) — ECG assesses heart rhythm, not thyroid status.</w:t>
+      </w:r>
+    </w:p>
+    <w:p>
+      <w:r>
+        <w:t xml:space="preserve">(d) — Urine sugar screens for glycosuria, unrelated to hypothyroidism.</w:t>
+      </w:r>
+    </w:p>
+    <w:p>
+      <w:r>
+        <w:t xml:space="preserve">⚠️ Exam Trap: "Congenital hypothyroidism = screen with heel-prick TSH; treat with levothyroxine within first 2 weeks of life." Untreated = cretinism with intellectual disability and short stature.</w:t>
+      </w:r>
+    </w:p>
+    <w:p>
+      <w:r>
+        <w:t xml:space="preserve">💎 PNC Pearl: "A heel prick at birth catches the silent thyroid before it steals the mind."</w:t>
+      </w:r>
+    </w:p>
+    <w:p>
+      <w:r>
+        <w:t xml:space="preserve">Positive Marks: 1</w:t>
+      </w:r>
+    </w:p>
+    <w:p>
+      <w:r>
+        <w:t xml:space="preserve">Negative Marks: 0.25</w:t>
+      </w:r>
+    </w:p>
+    <w:p>
+      <w:r>
+        <w:t xml:space="preserve"/>
+      </w:r>
+    </w:p>
+    <w:p>
+      <w:r>
+        <w:t xml:space="preserve">Question: The best nursing approach for a withdrawn patient with schizophrenia is to</w:t>
+      </w:r>
+    </w:p>
+    <w:p>
+      <w:r>
+        <w:t xml:space="preserve">(a) Interact in short, frequent, structured sessions</w:t>
+      </w:r>
+    </w:p>
+    <w:p>
+      <w:r>
+        <w:t xml:space="preserve">(b) Avoid all contact</w:t>
+      </w:r>
+    </w:p>
+    <w:p>
+      <w:r>
+        <w:t xml:space="preserve">(c) Give long lectures</w:t>
+      </w:r>
+    </w:p>
+    <w:p>
+      <w:r>
+        <w:t xml:space="preserve">(d) Shout to get attention</w:t>
+      </w:r>
+    </w:p>
+    <w:p>
+      <w:r>
+        <w:t xml:space="preserve">Answer: a</w:t>
+      </w:r>
+    </w:p>
+    <w:p>
+      <w:r>
+        <w:t xml:space="preserve">Solution: ✅ Correct Answer: a</w:t>
+      </w:r>
+    </w:p>
+    <w:p>
+      <w:r>
+        <w:t xml:space="preserve">🧠 Clinical Rationale: Withdrawn patients need gradual trust-building: short, frequent, consistent, low-demand interactions (sitting nearby, simple statements) reduce anxiety without overwhelming them. Consistency of staff and predictability build a therapeutic relationship.</w:t>
+      </w:r>
+    </w:p>
+    <w:p>
+      <w:r>
+        <w:t xml:space="preserve">❌ Why Not Other Options?</w:t>
+      </w:r>
+    </w:p>
+    <w:p>
+      <w:r>
+        <w:t xml:space="preserve">(b) — Avoiding contact reinforces isolation and withdrawal.</w:t>
+      </w:r>
+    </w:p>
+    <w:p>
+      <w:r>
+        <w:t xml:space="preserve">(c) — Long lectures overwhelm and push the patient further away.</w:t>
+      </w:r>
+    </w:p>
+    <w:p>
+      <w:r>
+        <w:t xml:space="preserve">(d) — Shouting is threatening and destroys trust; the nurse must model calm communication.</w:t>
+      </w:r>
+    </w:p>
+    <w:p>
+      <w:r>
+        <w:t xml:space="preserve">⚠️ Exam Trap: Withdrawal management: start with non-verbal presence (sit silently), progress to simple concrete statements, use short sentences, and be consistent — never force conversation.</w:t>
+      </w:r>
+    </w:p>
+    <w:p>
+      <w:r>
+        <w:t xml:space="preserve">💎 PNC Pearl: "Withdrawn patients open slowly — small, steady, silent presence wins."</w:t>
+      </w:r>
+    </w:p>
+    <w:p>
+      <w:r>
+        <w:t xml:space="preserve">Positive Marks: 1</w:t>
+      </w:r>
+    </w:p>
+    <w:p>
+      <w:r>
+        <w:t xml:space="preserve">Negative Marks: 0.25</w:t>
+      </w:r>
+    </w:p>
+    <w:p>
+      <w:r>
+        <w:t xml:space="preserve"/>
+      </w:r>
+    </w:p>
+    <w:p>
+      <w:r>
+        <w:t xml:space="preserve">Question: Under the national schedule, the first dose of vitamin A is given along with which vaccine?</w:t>
+      </w:r>
+    </w:p>
+    <w:p>
+      <w:r>
+        <w:t xml:space="preserve">(a) Measles-rubella at 9 months</w:t>
+      </w:r>
+    </w:p>
+    <w:p>
+      <w:r>
+        <w:t xml:space="preserve">(b) BCG at birth</w:t>
+      </w:r>
+    </w:p>
+    <w:p>
+      <w:r>
+        <w:t xml:space="preserve">(c) DPT at 6 weeks</w:t>
+      </w:r>
+    </w:p>
+    <w:p>
+      <w:r>
+        <w:t xml:space="preserve">(d) JE at 2 years</w:t>
+      </w:r>
+    </w:p>
+    <w:p>
+      <w:r>
+        <w:t xml:space="preserve">Answer: a</w:t>
+      </w:r>
+    </w:p>
+    <w:p>
+      <w:r>
+        <w:t xml:space="preserve">Solution: ✅ Correct Answer: a</w:t>
+      </w:r>
+    </w:p>
+    <w:p>
+      <w:r>
+        <w:t xml:space="preserve">🧠 Clinical Rationale: Under India's UIP, the first vitamin A dose (1 lakh IU) is given at 9 months along with the measles-rubella (MR) vaccine, then 2 lakh IU every 6 months up to age 5 (total 9 doses). This prevents vitamin A deficiency and xerophthalmia.</w:t>
+      </w:r>
+    </w:p>
+    <w:p>
+      <w:r>
+        <w:t xml:space="preserve">❌ Why Not Other Options?</w:t>
+      </w:r>
+    </w:p>
+    <w:p>
+      <w:r>
+        <w:t xml:space="preserve">(b) — BCG is given at birth with OPV-0 and Hep-B; no vitamin A then.</w:t>
+      </w:r>
+    </w:p>
+    <w:p>
+      <w:r>
+        <w:t xml:space="preserve">(c) — DPT at 6 weeks is an immunization-only visit.</w:t>
+      </w:r>
+    </w:p>
+    <w:p>
+      <w:r>
+        <w:t xml:space="preserve">(d) — JE vaccine at 9 months in endemic districts is not the vitamin A anchor.</w:t>
+      </w:r>
+    </w:p>
+    <w:p>
+      <w:r>
+        <w:t xml:space="preserve">⚠️ Exam Trap: "Vitamin A: first dose with MR at 9 months; 1 lakh IU first dose, 2 lakh IU subsequently, every 6 months to 5 years." Also know the UIP vaccination schedule in order.</w:t>
+      </w:r>
+    </w:p>
+    <w:p>
+      <w:r>
+        <w:t xml:space="preserve">💎 PNC Pearl: "Nine months: MR shot plus vitamin A — one visit, double protection."</w:t>
+      </w:r>
+    </w:p>
+    <w:p>
+      <w:r>
+        <w:t xml:space="preserve">Positive Marks: 1</w:t>
+      </w:r>
+    </w:p>
+    <w:p>
+      <w:r>
+        <w:t xml:space="preserve">Negative Marks: 0.25</w:t>
+      </w:r>
+    </w:p>
+    <w:p>
+      <w:r>
+        <w:t xml:space="preserve"/>
+      </w:r>
+    </w:p>
+    <w:p>
+      <w:r>
+        <w:t xml:space="preserve">Question: The therapeutic serum range of digoxin is approximately</w:t>
+      </w:r>
+    </w:p>
+    <w:p>
+      <w:r>
+        <w:t xml:space="preserve">(a) 0.8-2.0 ng/mL</w:t>
+      </w:r>
+    </w:p>
+    <w:p>
+      <w:r>
+        <w:t xml:space="preserve">(b) 10-20 ng/mL</w:t>
+      </w:r>
+    </w:p>
+    <w:p>
+      <w:r>
+        <w:t xml:space="preserve">(c) 100-200 ng/mL</w:t>
+      </w:r>
+    </w:p>
+    <w:p>
+      <w:r>
+        <w:t xml:space="preserve">(d) 500-1000 ng/mL</w:t>
+      </w:r>
+    </w:p>
+    <w:p>
+      <w:r>
+        <w:t xml:space="preserve">Answer: a</w:t>
+      </w:r>
+    </w:p>
+    <w:p>
+      <w:r>
+        <w:t xml:space="preserve">Solution: ✅ Correct Answer: a</w:t>
+      </w:r>
+    </w:p>
+    <w:p>
+      <w:r>
+        <w:t xml:space="preserve">🧠 Clinical Rationale: Therapeutic digoxin levels are 0.8–2.0 ng/mL. Toxicity occurs above ~2 ng/mL, presenting with nausea, anorexia, visual halos (yellow-green), bradycardia, and arrhythmias. Hypokalemia potentiates toxicity.</w:t>
+      </w:r>
+    </w:p>
+    <w:p>
+      <w:r>
+        <w:t xml:space="preserve">❌ Why Not Other Options?</w:t>
+      </w:r>
+    </w:p>
+    <w:p>
+      <w:r>
+        <w:t xml:space="preserve">(b) — 10–20 ng/mL is in the phenytoin range (10–20 µg/mL), not digoxin.</w:t>
+      </w:r>
+    </w:p>
+    <w:p>
+      <w:r>
+        <w:t xml:space="preserve">(c) — 100–200 ng/mL is far into lethal territory.</w:t>
+      </w:r>
+    </w:p>
+    <w:p>
+      <w:r>
+        <w:t xml:space="preserve">(d) — 500–1000 ng/mL is absurdly high and would be fatal.</w:t>
+      </w:r>
+    </w:p>
+    <w:p>
+      <w:r>
+        <w:t xml:space="preserve">⚠️ Exam Trap: Know the digoxin toxicity triad: GI (nausea), visual (halos), cardiac (arrhythmias). Antidote = digoxin immune Fab (Digibind). Always check potassium with digoxin.</w:t>
+      </w:r>
+    </w:p>
+    <w:p>
+      <w:r>
+        <w:t xml:space="preserve">💎 PNC Pearl: "Digoxin 0.8–2.0 — above 2, expect halos and nausea."</w:t>
+      </w:r>
+    </w:p>
+    <w:p>
+      <w:r>
+        <w:t xml:space="preserve">Positive Marks: 1</w:t>
+      </w:r>
+    </w:p>
+    <w:p>
+      <w:r>
+        <w:t xml:space="preserve">Negative Marks: 0.25</w:t>
+      </w:r>
+    </w:p>
+    <w:p>
+      <w:r>
+        <w:t xml:space="preserve"/>
+      </w:r>
+    </w:p>
+    <w:p>
+      <w:r>
+        <w:t xml:space="preserve">Question: During cardiac arrest in an adult, the pulse is best checked at the</w:t>
+      </w:r>
+    </w:p>
+    <w:p>
+      <w:r>
+        <w:t xml:space="preserve">(a) Carotid artery</w:t>
+      </w:r>
+    </w:p>
+    <w:p>
+      <w:r>
+        <w:t xml:space="preserve">(b) Radial artery only</w:t>
+      </w:r>
+    </w:p>
+    <w:p>
+      <w:r>
+        <w:t xml:space="preserve">(c) Dorsalis pedis artery</w:t>
+      </w:r>
+    </w:p>
+    <w:p>
+      <w:r>
+        <w:t xml:space="preserve">(d) Brachial artery</w:t>
+      </w:r>
+    </w:p>
+    <w:p>
+      <w:r>
+        <w:t xml:space="preserve">Answer: a</w:t>
+      </w:r>
+    </w:p>
+    <w:p>
+      <w:r>
+        <w:t xml:space="preserve">Solution: ✅ Correct Answer: a</w:t>
+      </w:r>
+    </w:p>
+    <w:p>
+      <w:r>
+        <w:t xml:space="preserve">🧠 Clinical Rationale: BLS/ACLS guidelines recommend checking the carotid pulse (for no more than 10 seconds) in adult cardiac arrest — the carotid is large, central, and closest to the heart, giving the most reliable assessment of circulation. In infants, the brachial artery is used.</w:t>
+      </w:r>
+    </w:p>
+    <w:p>
+      <w:r>
+        <w:t xml:space="preserve">❌ Why Not Other Options?</w:t>
+      </w:r>
+    </w:p>
+    <w:p>
+      <w:r>
+        <w:t xml:space="preserve">(b) — The radial pulse is peripheral and may be absent even with a perfusing rhythm.</w:t>
+      </w:r>
+    </w:p>
+    <w:p>
+      <w:r>
+        <w:t xml:space="preserve">(c) — The dorsalis pedis is a distal foot pulse, too weak for arrest assessment.</w:t>
+      </w:r>
+    </w:p>
+    <w:p>
+      <w:r>
+        <w:t xml:space="preserve">(d) — The brachial is used for infants and children, not adults.</w:t>
+      </w:r>
+    </w:p>
+    <w:p>
+      <w:r>
+        <w:t xml:space="preserve">⚠️ Exam Trap: "Adult = carotid, infant = brachial." Also: compression depth 5–6 cm adult, rate 100–120/min, ratio 30:2, and AED as soon as available.</w:t>
+      </w:r>
+    </w:p>
+    <w:p>
+      <w:r>
+        <w:t xml:space="preserve">💎 PNC Pearl: "Carotid for grown-ups, brachial for babies — feel where the blood is biggest."</w:t>
+      </w:r>
+    </w:p>
+    <w:p>
+      <w:r>
+        <w:t xml:space="preserve">Positive Marks: 1</w:t>
+      </w:r>
+    </w:p>
+    <w:p>
+      <w:r>
+        <w:t xml:space="preserve">Negative Marks: 0.25</w:t>
+      </w:r>
+    </w:p>
+    <w:p>
+      <w:r>
+        <w:t xml:space="preserve"/>
+      </w:r>
+    </w:p>
+    <w:p>
+      <w:r>
+        <w:t xml:space="preserve">Question: Helicobacter pylori infection is strongly associated with</w:t>
+      </w:r>
+    </w:p>
+    <w:p>
+      <w:r>
+        <w:t xml:space="preserve">(a) Peptic ulcer disease</w:t>
+      </w:r>
+    </w:p>
+    <w:p>
+      <w:r>
+        <w:t xml:space="preserve">(b) Asthma</w:t>
+      </w:r>
+    </w:p>
+    <w:p>
+      <w:r>
+        <w:t xml:space="preserve">(c) Diabetes mellitus</w:t>
+      </w:r>
+    </w:p>
+    <w:p>
+      <w:r>
+        <w:t xml:space="preserve">(d) Cataract</w:t>
+      </w:r>
+    </w:p>
+    <w:p>
+      <w:r>
+        <w:t xml:space="preserve">Answer: a</w:t>
+      </w:r>
+    </w:p>
+    <w:p>
+      <w:r>
+        <w:t xml:space="preserve">Solution: ✅ Correct Answer: a</w:t>
+      </w:r>
+    </w:p>
+    <w:p>
+      <w:r>
+        <w:t xml:space="preserve">🧠 Clinical Rationale: H. pylori colonizes the gastric mucosa, causing chronic gastritis and predisposing to gastric and duodenal ulcers, gastric cancer, and MALT lymphoma. It is the leading infectious cause of peptic ulcer disease.</w:t>
+      </w:r>
+    </w:p>
+    <w:p>
+      <w:r>
+        <w:t xml:space="preserve">❌ Why Not Other Options?</w:t>
+      </w:r>
+    </w:p>
+    <w:p>
+      <w:r>
+        <w:t xml:space="preserve">(b) — Asthma is inflammatory airway disease, unrelated to gastric infection.</w:t>
+      </w:r>
+    </w:p>
+    <w:p>
+      <w:r>
+        <w:t xml:space="preserve">(c) — Diabetes is a metabolic disorder, not H. pylori related.</w:t>
+      </w:r>
+    </w:p>
+    <w:p>
+      <w:r>
+        <w:t xml:space="preserve">(d) — Cataracts relate to age, UV exposure, and diabetes, not H. pylori.</w:t>
+      </w:r>
+    </w:p>
+    <w:p>
+      <w:r>
+        <w:t xml:space="preserve">⚠️ Exam Trap: H. pylori testing: urea breath test, stool antigen, endoscopic biopsy; treatment = triple therapy (PPI + amoxicillin + clarithromycin/metronidazole) for 14 days.</w:t>
+      </w:r>
+    </w:p>
+    <w:p>
+      <w:r>
+        <w:t xml:space="preserve">💎 PNC Pearl: "Ulcer in the stomach? Hunt the H. pylori bug."</w:t>
+      </w:r>
+    </w:p>
+    <w:p>
+      <w:r>
+        <w:t xml:space="preserve">Positive Marks: 1</w:t>
+      </w:r>
+    </w:p>
+    <w:p>
+      <w:r>
+        <w:t xml:space="preserve">Negative Marks: 0.25</w:t>
+      </w:r>
+    </w:p>
+    <w:p>
+      <w:r>
+        <w:t xml:space="preserve">Question: Morphine is given to a patient with acute myocardial infarction to</w:t>
+      </w:r>
+    </w:p>
+    <w:p>
+      <w:r>
+        <w:t xml:space="preserve">(a) Relieve pain and reduce cardiac workload</w:t>
+      </w:r>
+    </w:p>
+    <w:p>
+      <w:r>
+        <w:t xml:space="preserve">(b) Sedate the patient for sleep</w:t>
+      </w:r>
+    </w:p>
+    <w:p>
+      <w:r>
+        <w:t xml:space="preserve">(c) Increase blood pressure</w:t>
+      </w:r>
+    </w:p>
+    <w:p>
+      <w:r>
+        <w:t xml:space="preserve">(d) Promote diuresis</w:t>
+      </w:r>
+    </w:p>
+    <w:p>
+      <w:r>
+        <w:t xml:space="preserve">Answer: a</w:t>
+      </w:r>
+    </w:p>
+    <w:p>
+      <w:r>
+        <w:t xml:space="preserve">Solution: ✅ Correct Answer: a</w:t>
+      </w:r>
+    </w:p>
+    <w:p>
+      <w:r>
+        <w:t xml:space="preserve">🧠 Clinical Rationale: In acute MI, morphine relieves severe ischemic chest pain and anxiety, and causes venodilation that reduces preload — lowering the heart's oxygen demand (cardiac workload). It is given in small IV increments (2–4 mg) with monitoring.</w:t>
+      </w:r>
+    </w:p>
+    <w:p>
+      <w:r>
+        <w:t xml:space="preserve">❌ Why Not Other Options?</w:t>
+      </w:r>
+    </w:p>
+    <w:p>
+      <w:r>
+        <w:t xml:space="preserve">(b) — Sedation is a side effect, not the therapeutic purpose in MI.</w:t>
+      </w:r>
+    </w:p>
+    <w:p>
+      <w:r>
+        <w:t xml:space="preserve">(c) — Morphine may LOWER blood pressure (vasodilation), not raise it.</w:t>
+      </w:r>
+    </w:p>
+    <w:p>
+      <w:r>
+        <w:t xml:space="preserve">(d) — Morphine is not a diuretic; furosemide serves that role.</w:t>
+      </w:r>
+    </w:p>
+    <w:p>
+      <w:r>
+        <w:t xml:space="preserve">⚠️ Exam Trap: MI management "MONA" mnemonic: Morphine, Oxygen, Nitroglycerin, Aspirin. Know morphine's dual benefit: pain relief + preload reduction.</w:t>
+      </w:r>
+    </w:p>
+    <w:p>
+      <w:r>
+        <w:t xml:space="preserve">💎 PNC Pearl: "MONA for the heart attack: Morphine, Oxygen, Nitro, Aspirin."</w:t>
+      </w:r>
+    </w:p>
+    <w:p>
+      <w:r>
+        <w:t xml:space="preserve">Positive Marks: 1</w:t>
+      </w:r>
+    </w:p>
+    <w:p>
+      <w:r>
+        <w:t xml:space="preserve">Negative Marks: 0.25</w:t>
+      </w:r>
+    </w:p>
+    <w:p>
+      <w:r>
+        <w:t xml:space="preserve"/>
+      </w:r>
+    </w:p>
+    <w:p>
+      <w:r>
+        <w:t xml:space="preserve">Question: A patient with COPD who develops confusion, headache and drowsiness may be experiencing</w:t>
+      </w:r>
+    </w:p>
+    <w:p>
+      <w:r>
+        <w:t xml:space="preserve">(a) Carbon dioxide narcosis (hypercapnia)</w:t>
+      </w:r>
+    </w:p>
+    <w:p>
+      <w:r>
+        <w:t xml:space="preserve">(b) Hypoglycemia</w:t>
+      </w:r>
+    </w:p>
+    <w:p>
+      <w:r>
+        <w:t xml:space="preserve">(c) Dehydration</w:t>
+      </w:r>
+    </w:p>
+    <w:p>
+      <w:r>
+        <w:t xml:space="preserve">(d) Iron deficiency</w:t>
+      </w:r>
+    </w:p>
+    <w:p>
+      <w:r>
+        <w:t xml:space="preserve">Answer: a</w:t>
+      </w:r>
+    </w:p>
+    <w:p>
+      <w:r>
+        <w:t xml:space="preserve">Solution: ✅ Correct Answer: a</w:t>
+      </w:r>
+    </w:p>
+    <w:p>
+      <w:r>
+        <w:t xml:space="preserve">🧠 Clinical Rationale: In advanced COPD, the respiratory drive fails and CO₂ accumulates (hypercapnia). Rising CO₂ depresses the CNS — causing headache, confusion, drowsiness, and eventually coma (CO₂ narcosis). This is a medical emergency signaling ventilatory failure.</w:t>
+      </w:r>
+    </w:p>
+    <w:p>
+      <w:r>
+        <w:t xml:space="preserve">❌ Why Not Other Options?</w:t>
+      </w:r>
+    </w:p>
+    <w:p>
+      <w:r>
+        <w:t xml:space="preserve">(b) — Hypoglycemia causes sweating, tremors, and hunger along with confusion — no headache pattern.</w:t>
+      </w:r>
+    </w:p>
+    <w:p>
+      <w:r>
+        <w:t xml:space="preserve">(c) — Dehydration causes thirst, dry mucosa, and reduced urine output.</w:t>
+      </w:r>
+    </w:p>
+    <w:p>
+      <w:r>
+        <w:t xml:space="preserve">(d) — Iron deficiency causes fatigue and pallor, not acute confusion with headache.</w:t>
+      </w:r>
+    </w:p>
+    <w:p>
+      <w:r>
+        <w:t xml:space="preserve">⚠️ Exam Trap: "COPD + confusion/drowsiness = CO₂ retention — check ABG (PaCO₂ &gt; 45)." Oxygen must be given cautiously (target SpO₂ 88–92%) to avoid suppressing the hypoxic drive.</w:t>
+      </w:r>
+    </w:p>
+    <w:p>
+      <w:r>
+        <w:t xml:space="preserve">💎 PNC Pearl: "Sleepy COPD patient = too much CO₂ in the tank."</w:t>
+      </w:r>
+    </w:p>
+    <w:p>
+      <w:r>
+        <w:t xml:space="preserve">Positive Marks: 1</w:t>
+      </w:r>
+    </w:p>
+    <w:p>
+      <w:r>
+        <w:t xml:space="preserve">Negative Marks: 0.25</w:t>
+      </w:r>
+    </w:p>
+    <w:p>
+      <w:r>
+        <w:t xml:space="preserve"/>
+      </w:r>
+    </w:p>
+    <w:p>
+      <w:r>
+        <w:t xml:space="preserve">Question: Redness, warmth and a cord-like tender vein along an intravenous infusion site indicate</w:t>
+      </w:r>
+    </w:p>
+    <w:p>
+      <w:r>
+        <w:t xml:space="preserve">(a) Phlebitis</w:t>
+      </w:r>
+    </w:p>
+    <w:p>
+      <w:r>
+        <w:t xml:space="preserve">(b) Air embolism</w:t>
+      </w:r>
+    </w:p>
+    <w:p>
+      <w:r>
+        <w:t xml:space="preserve">(c) Infiltration</w:t>
+      </w:r>
+    </w:p>
+    <w:p>
+      <w:r>
+        <w:t xml:space="preserve">(d) A normal reaction</w:t>
+      </w:r>
+    </w:p>
+    <w:p>
+      <w:r>
+        <w:t xml:space="preserve">Answer: a</w:t>
+      </w:r>
+    </w:p>
+    <w:p>
+      <w:r>
+        <w:t xml:space="preserve">Solution: ✅ Correct Answer: a</w:t>
+      </w:r>
+    </w:p>
+    <w:p>
+      <w:r>
+        <w:t xml:space="preserve">🧠 Clinical Rationale: Phlebitis is inflammation of the vein wall caused by chemical irritation (drugs), mechanical trauma (catheter), or infection. Signs are redness, warmth, tenderness, and a palpable cord along the vein. Action: stop the infusion, remove the cannula, apply warm compress, and restart at a new site.</w:t>
+      </w:r>
+    </w:p>
+    <w:p>
+      <w:r>
+        <w:t xml:space="preserve">❌ Why Not Other Options?</w:t>
+      </w:r>
+    </w:p>
+    <w:p>
+      <w:r>
+        <w:t xml:space="preserve">(b) — Air embolism presents with sudden dyspnea, chest pain, and hypotension — not local redness.</w:t>
+      </w:r>
+    </w:p>
+    <w:p>
+      <w:r>
+        <w:t xml:space="preserve">(c) — Infiltration shows swelling, coolness, and pallor around the site (fluid in tissues), without a tender cord.</w:t>
+      </w:r>
+    </w:p>
+    <w:p>
+      <w:r>
+        <w:t xml:space="preserve">(d) — Redness and tenderness are never "normal" at an IV site.</w:t>
+      </w:r>
+    </w:p>
+    <w:p>
+      <w:r>
+        <w:t xml:space="preserve">⚠️ Exam Trap: Differentiate: phlebitis = red, warm, painful vein (inflammation); infiltration = pale, cool, swollen (fluid leak). Both require removing the IV — that's the exam answer.</w:t>
+      </w:r>
+    </w:p>
+    <w:p>
+      <w:r>
+        <w:t xml:space="preserve">💎 PNC Pearl: "Red hot cord = phlebitis; pale swollen lump = infiltration."</w:t>
+      </w:r>
+    </w:p>
+    <w:p>
+      <w:r>
+        <w:t xml:space="preserve">Positive Marks: 1</w:t>
+      </w:r>
+    </w:p>
+    <w:p>
+      <w:r>
+        <w:t xml:space="preserve">Negative Marks: 0.25</w:t>
+      </w:r>
+    </w:p>
+    <w:p>
+      <w:r>
+        <w:t xml:space="preserve"/>
+      </w:r>
+    </w:p>
+    <w:p>
+      <w:r>
+        <w:t xml:space="preserve">Question: The purpose of swabbing the injection site with alcohol before giving an injection is to</w:t>
+      </w:r>
+    </w:p>
+    <w:p>
+      <w:r>
+        <w:t xml:space="preserve">(a) Reduce skin microorganisms</w:t>
+      </w:r>
+    </w:p>
+    <w:p>
+      <w:r>
+        <w:t xml:space="preserve">(b) Cool the site</w:t>
+      </w:r>
+    </w:p>
+    <w:p>
+      <w:r>
+        <w:t xml:space="preserve">(c) Warm the site</w:t>
+      </w:r>
+    </w:p>
+    <w:p>
+      <w:r>
+        <w:t xml:space="preserve">(d) Lubricate the needle</w:t>
+      </w:r>
+    </w:p>
+    <w:p>
+      <w:r>
+        <w:t xml:space="preserve">Answer: a</w:t>
+      </w:r>
+    </w:p>
+    <w:p>
+      <w:r>
+        <w:t xml:space="preserve">Solution: ✅ Correct Answer: a</w:t>
+      </w:r>
+    </w:p>
+    <w:p>
+      <w:r>
+        <w:t xml:space="preserve">🧠 Clinical Rationale: Alcohol (70%) swabbing removes and reduces skin microorganisms before the needle punctures the skin, lowering the risk of introducing pathogens into the subcutaneous or intramuscular tissue.</w:t>
+      </w:r>
+    </w:p>
+    <w:p>
+      <w:r>
+        <w:t xml:space="preserve">❌ Why Not Other Options?</w:t>
+      </w:r>
+    </w:p>
+    <w:p>
+      <w:r>
+        <w:t xml:space="preserve">(b) — Alcohol evaporates and may briefly cool the skin, but cooling is not the purpose.</w:t>
+      </w:r>
+    </w:p>
+    <w:p>
+      <w:r>
+        <w:t xml:space="preserve">(c) — Warming is not achieved by alcohol; friction/warm compresses warm a site.</w:t>
+      </w:r>
+    </w:p>
+    <w:p>
+      <w:r>
+        <w:t xml:space="preserve">(d) — The needle is not lubricated by skin swabbing; alcohol dries quickly.</w:t>
+      </w:r>
+    </w:p>
+    <w:p>
+      <w:r>
+        <w:t xml:space="preserve">⚠️ Exam Trap: "Antiseptic skin prep = reduce infection risk." Also know: scrub the center outward in a circular motion and allow alcohol to dry before injecting (prevents stinging and inactivation).</w:t>
+      </w:r>
+    </w:p>
+    <w:p>
+      <w:r>
+        <w:t xml:space="preserve">💎 PNC Pearl: "Swab to scrub the germs away — clean skin, safe shot."</w:t>
+      </w:r>
+    </w:p>
+    <w:p>
+      <w:r>
+        <w:t xml:space="preserve">Positive Marks: 1</w:t>
+      </w:r>
+    </w:p>
+    <w:p>
+      <w:r>
+        <w:t xml:space="preserve">Negative Marks: 0.25</w:t>
+      </w:r>
+    </w:p>
+    <w:p>
+      <w:r>
+        <w:t xml:space="preserve"/>
+      </w:r>
+    </w:p>
+    <w:p>
+      <w:r>
+        <w:t xml:space="preserve">Question: Menopause is defined as</w:t>
+      </w:r>
+    </w:p>
+    <w:p>
+      <w:r>
+        <w:t xml:space="preserve">(a) The permanent cessation of menstruation</w:t>
+      </w:r>
+    </w:p>
+    <w:p>
+      <w:r>
+        <w:t xml:space="preserve">(b) The first menstrual period</w:t>
+      </w:r>
+    </w:p>
+    <w:p>
+      <w:r>
+        <w:t xml:space="preserve">(c) Irregular bleeding in adolescence</w:t>
+      </w:r>
+    </w:p>
+    <w:p>
+      <w:r>
+        <w:t xml:space="preserve">(d) Bleeding in early pregnancy</w:t>
+      </w:r>
+    </w:p>
+    <w:p>
+      <w:r>
+        <w:t xml:space="preserve">Answer: a</w:t>
+      </w:r>
+    </w:p>
+    <w:p>
+      <w:r>
+        <w:t xml:space="preserve">Solution: ✅ Correct Answer: a</w:t>
+      </w:r>
+    </w:p>
+    <w:p>
+      <w:r>
+        <w:t xml:space="preserve">🧠 Clinical Rationale: Menopause is the permanent cessation of menstruation resulting from loss of ovarian follicular activity, confirmed after 12 consecutive months of amenorrhea (average age ~45–55 years). The years before it are perimenopause.</w:t>
+      </w:r>
+    </w:p>
+    <w:p>
+      <w:r>
+        <w:t xml:space="preserve">❌ Why Not Other Options?</w:t>
+      </w:r>
+    </w:p>
+    <w:p>
+      <w:r>
+        <w:t xml:space="preserve">(b) — The first menstrual period is menarche, the opposite event.</w:t>
+      </w:r>
+    </w:p>
+    <w:p>
+      <w:r>
+        <w:t xml:space="preserve">(c) — Irregular bleeding in adolescence relates to immature cycles, not menopause.</w:t>
+      </w:r>
+    </w:p>
+    <w:p>
+      <w:r>
+        <w:t xml:space="preserve">(d) — Bleeding in early pregnancy is a threatened abortion sign, unrelated to menopause.</w:t>
+      </w:r>
+    </w:p>
+    <w:p>
+      <w:r>
+        <w:t xml:space="preserve">⚠️ Exam Trap: Opposite pairs: menarche (first menses) vs menopause (last menses). Climacteric = transition period; menopause itself = the final menstrual period.</w:t>
+      </w:r>
+    </w:p>
+    <w:p>
+      <w:r>
+        <w:t xml:space="preserve">💎 PNC Pearl: "Menarche begins it, menopause ends it — 12 months without a period seals it."</w:t>
+      </w:r>
+    </w:p>
+    <w:p>
+      <w:r>
+        <w:t xml:space="preserve">Positive Marks: 1</w:t>
+      </w:r>
+    </w:p>
+    <w:p>
+      <w:r>
+        <w:t xml:space="preserve">Negative Marks: 0.25</w:t>
+      </w:r>
+    </w:p>
+    <w:p>
+      <w:r>
+        <w:t xml:space="preserve"/>
+      </w:r>
+    </w:p>
+    <w:p>
+      <w:r>
+        <w:t xml:space="preserve">Question: The Denver Developmental Screening Test (DDST) assesses</w:t>
+      </w:r>
+    </w:p>
+    <w:p>
+      <w:r>
+        <w:t xml:space="preserve">(a) Gross motor, fine motor, language and personal-social development</w:t>
+      </w:r>
+    </w:p>
+    <w:p>
+      <w:r>
+        <w:t xml:space="preserve">(b) Only hearing</w:t>
+      </w:r>
+    </w:p>
+    <w:p>
+      <w:r>
+        <w:t xml:space="preserve">(c) Only vision</w:t>
+      </w:r>
+    </w:p>
+    <w:p>
+      <w:r>
+        <w:t xml:space="preserve">(d) Only weight</w:t>
+      </w:r>
+    </w:p>
+    <w:p>
+      <w:r>
+        <w:t xml:space="preserve">Answer: a</w:t>
+      </w:r>
+    </w:p>
+    <w:p>
+      <w:r>
+        <w:t xml:space="preserve">Solution: ✅ Correct Answer: a</w:t>
+      </w:r>
+    </w:p>
+    <w:p>
+      <w:r>
+        <w:t xml:space="preserve">🧠 Clinical Rationale: The DDST (Denver II) screens four domains in children from birth to 6 years: gross motor, fine motor-adaptive, language, and personal-social. It flags developmental delays early for referral.</w:t>
+      </w:r>
+    </w:p>
+    <w:p>
+      <w:r>
+        <w:t xml:space="preserve">❌ Why Not Other Options?</w:t>
+      </w:r>
+    </w:p>
+    <w:p>
+      <w:r>
+        <w:t xml:space="preserve">(b) — Hearing is screened by specific audiological tests (OAE/BAER), not DDST.</w:t>
+      </w:r>
+    </w:p>
+    <w:p>
+      <w:r>
+        <w:t xml:space="preserve">(c) — Vision screening uses specific eye tests.</w:t>
+      </w:r>
+    </w:p>
+    <w:p>
+      <w:r>
+        <w:t xml:space="preserve">(d) — Weight alone is anthropometry (growth), not developmental screening.</w:t>
+      </w:r>
+    </w:p>
+    <w:p>
+      <w:r>
+        <w:t xml:space="preserve">⚠️ Exam Trap: "DDST = developmental domains (4); growth charts = anthropometry." A child failing items in multiple sectors needs formal developmental evaluation.</w:t>
+      </w:r>
+    </w:p>
+    <w:p>
+      <w:r>
+        <w:t xml:space="preserve">💎 PNC Pearl: "Denver checks four: big moves, small moves, words, and social skills."</w:t>
+      </w:r>
+    </w:p>
+    <w:p>
+      <w:r>
+        <w:t xml:space="preserve">Positive Marks: 1</w:t>
+      </w:r>
+    </w:p>
+    <w:p>
+      <w:r>
+        <w:t xml:space="preserve">Negative Marks: 0.25</w:t>
+      </w:r>
+    </w:p>
+    <w:p>
+      <w:r>
+        <w:t xml:space="preserve"/>
+      </w:r>
+    </w:p>
+    <w:p>
+      <w:r>
+        <w:t xml:space="preserve">Question: The drug used for aversion therapy in alcohol dependence is</w:t>
+      </w:r>
+    </w:p>
+    <w:p>
+      <w:r>
+        <w:t xml:space="preserve">(a) Disulfiram</w:t>
+      </w:r>
+    </w:p>
+    <w:p>
+      <w:r>
+        <w:t xml:space="preserve">(b) Lithium</w:t>
+      </w:r>
+    </w:p>
+    <w:p>
+      <w:r>
+        <w:t xml:space="preserve">(c) Haloperidol</w:t>
+      </w:r>
+    </w:p>
+    <w:p>
+      <w:r>
+        <w:t xml:space="preserve">(d) Paracetamol</w:t>
+      </w:r>
+    </w:p>
+    <w:p>
+      <w:r>
+        <w:t xml:space="preserve">Answer: a</w:t>
+      </w:r>
+    </w:p>
+    <w:p>
+      <w:r>
+        <w:t xml:space="preserve">Solution: ✅ Correct Answer: a</w:t>
+      </w:r>
+    </w:p>
+    <w:p>
+      <w:r>
+        <w:t xml:space="preserve">🧠 Clinical Rationale: Disulfiram (Antabuse) blocks acetaldehyde dehydrogenase, so if the patient drinks alcohol, acetaldehyde accumulates and causes flushing, palpitations, nausea, vomiting, and headache — a punishing reaction that deters drinking (aversion therapy).</w:t>
+      </w:r>
+    </w:p>
+    <w:p>
+      <w:r>
+        <w:t xml:space="preserve">❌ Why Not Other Options?</w:t>
+      </w:r>
+    </w:p>
+    <w:p>
+      <w:r>
+        <w:t xml:space="preserve">(b) — Lithium is a mood stabilizer for bipolar disorder.</w:t>
+      </w:r>
+    </w:p>
+    <w:p>
+      <w:r>
+        <w:t xml:space="preserve">(c) — Haloperidol is an antipsychotic for schizophrenia/agitation.</w:t>
+      </w:r>
+    </w:p>
+    <w:p>
+      <w:r>
+        <w:t xml:space="preserve">(d) — Paracetamol is an analgesic-antipyretic.</w:t>
+      </w:r>
+    </w:p>
+    <w:p>
+      <w:r>
+        <w:t xml:space="preserve">⚠️ Exam Trap: "Disulfiram + alcohol = acetaldehyde syndrome." Counsel patients to avoid ALL alcohol-containing products (cough syrups, mouthwash). Know other alcohol treatments: naltrexone, acamprosate, benzodiazepines for withdrawal.</w:t>
+      </w:r>
+    </w:p>
+    <w:p>
+      <w:r>
+        <w:t xml:space="preserve">💎 PNC Pearl: "Disulfiram makes drinking punishable — one sip, one awful flush."</w:t>
+      </w:r>
+    </w:p>
+    <w:p>
+      <w:r>
+        <w:t xml:space="preserve">Positive Marks: 1</w:t>
+      </w:r>
+    </w:p>
+    <w:p>
+      <w:r>
+        <w:t xml:space="preserve">Negative Marks: 0.25</w:t>
+      </w:r>
+    </w:p>
+    <w:p>
+      <w:r>
+        <w:t xml:space="preserve"/>
+      </w:r>
+    </w:p>
+    <w:p>
+      <w:r>
+        <w:t xml:space="preserve">Question: The purpose of positive end-expiratory pressure (PEEP) during mechanical ventilation is to</w:t>
+      </w:r>
+    </w:p>
+    <w:p>
+      <w:r>
+        <w:t xml:space="preserve">(a) Prevent alveolar collapse and improve oxygenation</w:t>
+      </w:r>
+    </w:p>
+    <w:p>
+      <w:r>
+        <w:t xml:space="preserve">(b) Increase carbon dioxide</w:t>
+      </w:r>
+    </w:p>
+    <w:p>
+      <w:r>
+        <w:t xml:space="preserve">(c) Sedate the patient</w:t>
+      </w:r>
+    </w:p>
+    <w:p>
+      <w:r>
+        <w:t xml:space="preserve">(d) Drain secretions</w:t>
+      </w:r>
+    </w:p>
+    <w:p>
+      <w:r>
+        <w:t xml:space="preserve">Answer: a</w:t>
+      </w:r>
+    </w:p>
+    <w:p>
+      <w:r>
+        <w:t xml:space="preserve">Solution: ✅ Correct Answer: a</w:t>
+      </w:r>
+    </w:p>
+    <w:p>
+      <w:r>
+        <w:t xml:space="preserve">🧠 Clinical Rationale: PEEP maintains positive airway pressure at the end of expiration, keeping alveoli open (recruiting collapsed alveoli) and preventing their collapse at end-expiration. This improves ventilation-perfusion matching and oxygenation in ARDS and respiratory failure.</w:t>
+      </w:r>
+    </w:p>
+    <w:p>
+      <w:r>
+        <w:t xml:space="preserve">❌ Why Not Other Options?</w:t>
+      </w:r>
+    </w:p>
+    <w:p>
+      <w:r>
+        <w:t xml:space="preserve">(b) — PEEP does not increase CO₂; it improves gas exchange.</w:t>
+      </w:r>
+    </w:p>
+    <w:p>
+      <w:r>
+        <w:t xml:space="preserve">(c) — Sedation is provided by sedative drugs, not PEEP.</w:t>
+      </w:r>
+    </w:p>
+    <w:p>
+      <w:r>
+        <w:t xml:space="preserve">(d) — Secretions are drained by suctioning and positioning, not PEEP.</w:t>
+      </w:r>
+    </w:p>
+    <w:p>
+      <w:r>
+        <w:t xml:space="preserve">⚠️ Exam Trap: "PEEP = keep the alveoli open at the end of breath-out." Side effects: decreased cardiac output (impaired venous return), barotrauma, and air leak — monitor blood pressure.</w:t>
+      </w:r>
+    </w:p>
+    <w:p>
+      <w:r>
+        <w:t xml:space="preserve">💎 PNC Pearl: "PEEP props the tiny air sacs open — oxygenation's scaffold."</w:t>
+      </w:r>
+    </w:p>
+    <w:p>
+      <w:r>
+        <w:t xml:space="preserve">Positive Marks: 1</w:t>
+      </w:r>
+    </w:p>
+    <w:p>
+      <w:r>
+        <w:t xml:space="preserve">Negative Marks: 0.25</w:t>
+      </w:r>
+    </w:p>
+    <w:p>
+      <w:r>
+        <w:t xml:space="preserve"/>
+      </w:r>
+    </w:p>
+    <w:p>
+      <w:r>
+        <w:t xml:space="preserve">Question: The "research design" of a study describes</w:t>
+      </w:r>
+    </w:p>
+    <w:p>
+      <w:r>
+        <w:t xml:space="preserve">(a) The overall plan for conducting the study</w:t>
+      </w:r>
+    </w:p>
+    <w:p>
+      <w:r>
+        <w:t xml:space="preserve">(b) Only the title of the study</w:t>
+      </w:r>
+    </w:p>
+    <w:p>
+      <w:r>
+        <w:t xml:space="preserve">(c) Only the references</w:t>
+      </w:r>
+    </w:p>
+    <w:p>
+      <w:r>
+        <w:t xml:space="preserve">(d) Only the budget</w:t>
+      </w:r>
+    </w:p>
+    <w:p>
+      <w:r>
+        <w:t xml:space="preserve">Answer: a</w:t>
+      </w:r>
+    </w:p>
+    <w:p>
+      <w:r>
+        <w:t xml:space="preserve">Solution: ✅ Correct Answer: a</w:t>
+      </w:r>
+    </w:p>
+    <w:p>
+      <w:r>
+        <w:t xml:space="preserve">🧠 Clinical Rationale: The research design is the blueprint of the study — how subjects are selected and assigned, how variables are measured, and how data are collected and analyzed (e.g., experimental, quasi-experimental, descriptive, correlational designs). It determines the study's validity.</w:t>
+      </w:r>
+    </w:p>
+    <w:p>
+      <w:r>
+        <w:t xml:space="preserve">❌ Why Not Other Options?</w:t>
+      </w:r>
+    </w:p>
+    <w:p>
+      <w:r>
+        <w:t xml:space="preserve">(b) — The title names the study; it is not the design.</w:t>
+      </w:r>
+    </w:p>
+    <w:p>
+      <w:r>
+        <w:t xml:space="preserve">(c) — References list cited sources.</w:t>
+      </w:r>
+    </w:p>
+    <w:p>
+      <w:r>
+        <w:t xml:space="preserve">(d) — The budget is a funding/resource plan.</w:t>
+      </w:r>
+    </w:p>
+    <w:p>
+      <w:r>
+        <w:t xml:space="preserve">⚠️ Exam Trap: Research terminology: design = overall plan; methodology = procedures; sample = subjects; variables = measured factors; hypothesis = prediction. Experimental design = manipulation + control + randomization.</w:t>
+      </w:r>
+    </w:p>
+    <w:p>
+      <w:r>
+        <w:t xml:space="preserve">💎 PNC Pearl: "Design is the blueprint — everything else builds on it."</w:t>
+      </w:r>
+    </w:p>
+    <w:p>
+      <w:r>
+        <w:t xml:space="preserve">Positive Marks: 1</w:t>
+      </w:r>
+    </w:p>
+    <w:p>
+      <w:r>
+        <w:t xml:space="preserve">Negative Marks: 0.25</w:t>
+      </w:r>
+    </w:p>
+    <w:p>
+      <w:r>
+        <w:t xml:space="preserve"/>
+      </w:r>
+    </w:p>
+    <w:p>
+      <w:r>
+        <w:t xml:space="preserve">Question: "Span of control" in management refers to</w:t>
+      </w:r>
+    </w:p>
+    <w:p>
+      <w:r>
+        <w:t xml:space="preserve">(a) The number of subordinates one manager can supervise effectively</w:t>
+      </w:r>
+    </w:p>
+    <w:p>
+      <w:r>
+        <w:t xml:space="preserve">(b) The number of beds in a ward</w:t>
+      </w:r>
+    </w:p>
+    <w:p>
+      <w:r>
+        <w:t xml:space="preserve">(c) The length of a work shift</w:t>
+      </w:r>
+    </w:p>
+    <w:p>
+      <w:r>
+        <w:t xml:space="preserve">(d) The size of the hospital</w:t>
+      </w:r>
+    </w:p>
+    <w:p>
+      <w:r>
+        <w:t xml:space="preserve">Answer: a</w:t>
+      </w:r>
+    </w:p>
+    <w:p>
+      <w:r>
+        <w:t xml:space="preserve">Solution: ✅ Correct Answer: a</w:t>
+      </w:r>
+    </w:p>
+    <w:p>
+      <w:r>
+        <w:t xml:space="preserve">🧠 Clinical Rationale: Span of control (span of management) is the number of subordinates who report directly to one manager. A narrow span (few subordinates) allows close supervision; a wide span suits routine tasks with skilled staff.</w:t>
+      </w:r>
+    </w:p>
+    <w:p>
+      <w:r>
+        <w:t xml:space="preserve">❌ Why Not Other Options?</w:t>
+      </w:r>
+    </w:p>
+    <w:p>
+      <w:r>
+        <w:t xml:space="preserve">(b) — Bed numbers describe ward capacity, not supervision.</w:t>
+      </w:r>
+    </w:p>
+    <w:p>
+      <w:r>
+        <w:t xml:space="preserve">(c) — Shift length is about work hours.</w:t>
+      </w:r>
+    </w:p>
+    <w:p>
+      <w:r>
+        <w:t xml:space="preserve">(d) — Hospital size relates to organizational scale, not reporting structure.</w:t>
+      </w:r>
+    </w:p>
+    <w:p>
+      <w:r>
+        <w:t xml:space="preserve">⚠️ Exam Trap: Management principles to pair: span of control = subordinates per manager; unity of command = one boss per employee; delegation = assigning authority; scalar chain = line of authority.</w:t>
+      </w:r>
+    </w:p>
+    <w:p>
+      <w:r>
+        <w:t xml:space="preserve">💎 PNC Pearl: "Span of control = how many report to one boss."</w:t>
+      </w:r>
+    </w:p>
+    <w:p>
+      <w:r>
+        <w:t xml:space="preserve">Positive Marks: 1</w:t>
+      </w:r>
+    </w:p>
+    <w:p>
+      <w:r>
+        <w:t xml:space="preserve">Negative Marks: 0.25</w:t>
       </w:r>
     </w:p>
     <w:sectPr>
       <w:pgSz w:w="12240" w:h="15840"/>
-      <w:pgMar w:top="864" w:right="1008" w:bottom="864" w:left="1008" w:header="720" w:footer="720" w:gutter="0"/>
+      <w:pgMar w:top="1440" w:right="1800" w:bottom="1440" w:left="1800" w:header="720" w:footer="720" w:gutter="0"/>
       <w:cols w:space="720"/>
       <w:docGrid w:linePitch="360"/>
     </w:sectPr>
@@ -2535,10 +2065,6 @@
     <w:name w:val="Normal"/>
     <w:qFormat/>
     <w:rsid w:val="00FC693F"/>
-    <w:rPr>
-      <w:rFonts w:ascii="Calibri" w:hAnsi="Calibri"/>
-      <w:sz w:val="22"/>
-    </w:rPr>
   </w:style>
   <w:style w:type="paragraph" w:styleId="Header">
     <w:name w:val="header"/>
